--- a/public/upload/service/glass skin đa tầng/Giảm dầu mụn - Thu nhỏ lỗ chân lông/Tài liệu không có tiêu đề.docx
+++ b/public/upload/service/glass skin đa tầng/Giảm dầu mụn - Thu nhỏ lỗ chân lông/Tài liệu không có tiêu đề.docx
@@ -1,64 +1,49 @@
 
 <file path=word/document.xml><?xml version="1.0" encoding="utf-8"?>
-<w:document xmlns:mc="http://schemas.openxmlformats.org/markup-compatibility/2006" xmlns:o="urn:schemas-microsoft-com:office:office" xmlns:r="http://schemas.openxmlformats.org/officeDocument/2006/relationships" xmlns:m="http://schemas.openxmlformats.org/officeDocument/2006/math" xmlns:v="urn:schemas-microsoft-com:vml" xmlns:wp="http://schemas.openxmlformats.org/drawingml/2006/wordprocessingDrawing" xmlns:w10="urn:schemas-microsoft-com:office:word" xmlns:w="http://schemas.openxmlformats.org/wordprocessingml/2006/main" xmlns:wne="http://schemas.microsoft.com/office/word/2006/wordml" xmlns:sl="http://schemas.openxmlformats.org/schemaLibrary/2006/main" xmlns:a="http://schemas.openxmlformats.org/drawingml/2006/main" xmlns:pic="http://schemas.openxmlformats.org/drawingml/2006/picture" xmlns:c="http://schemas.openxmlformats.org/drawingml/2006/chart" xmlns:lc="http://schemas.openxmlformats.org/drawingml/2006/lockedCanvas" xmlns:dgm="http://schemas.openxmlformats.org/drawingml/2006/diagram" xmlns:wps="http://schemas.microsoft.com/office/word/2010/wordprocessingShape" xmlns:wpg="http://schemas.microsoft.com/office/word/2010/wordprocessingGroup" xmlns:w14="http://schemas.microsoft.com/office/word/2010/wordml" xmlns:w15="http://schemas.microsoft.com/office/word/2012/wordml" xmlns:w16="http://schemas.microsoft.com/office/word/2018/wordml" xmlns:w16cex="http://schemas.microsoft.com/office/word/2018/wordml/cex" xmlns:w16cid="http://schemas.microsoft.com/office/word/2016/wordml/cid" xmlns="http://schemas.microsoft.com/office/tasks/2019/documenttasks" xmlns:cr="http://schemas.microsoft.com/office/comments/2020/reactions">
+<w:document xmlns:wpc="http://schemas.microsoft.com/office/word/2010/wordprocessingCanvas" xmlns:cx="http://schemas.microsoft.com/office/drawing/2014/chartex" xmlns:cx1="http://schemas.microsoft.com/office/drawing/2015/9/8/chartex" xmlns:cx2="http://schemas.microsoft.com/office/drawing/2015/10/21/chartex" xmlns:cx3="http://schemas.microsoft.com/office/drawing/2016/5/9/chartex" xmlns:cx4="http://schemas.microsoft.com/office/drawing/2016/5/10/chartex" xmlns:cx5="http://schemas.microsoft.com/office/drawing/2016/5/11/chartex" xmlns:cx6="http://schemas.microsoft.com/office/drawing/2016/5/12/chartex" xmlns:cx7="http://schemas.microsoft.com/office/drawing/2016/5/13/chartex" xmlns:cx8="http://schemas.microsoft.com/office/drawing/2016/5/14/chartex" xmlns:mc="http://schemas.openxmlformats.org/markup-compatibility/2006" xmlns:aink="http://schemas.microsoft.com/office/drawing/2016/ink" xmlns:am3d="http://schemas.microsoft.com/office/drawing/2017/model3d" xmlns:o="urn:schemas-microsoft-com:office:office" xmlns:oel="http://schemas.microsoft.com/office/2019/extlst" xmlns:r="http://schemas.openxmlformats.org/officeDocument/2006/relationships" xmlns:m="http://schemas.openxmlformats.org/officeDocument/2006/math" xmlns:v="urn:schemas-microsoft-com:vml" xmlns:wp14="http://schemas.microsoft.com/office/word/2010/wordprocessingDrawing" xmlns:wp="http://schemas.openxmlformats.org/drawingml/2006/wordprocessingDrawing" xmlns:w10="urn:schemas-microsoft-com:office:word" xmlns:w="http://schemas.openxmlformats.org/wordprocessingml/2006/main" xmlns:w14="http://schemas.microsoft.com/office/word/2010/wordml" xmlns:w15="http://schemas.microsoft.com/office/word/2012/wordml" xmlns:w16cex="http://schemas.microsoft.com/office/word/2018/wordml/cex" xmlns:w16cid="http://schemas.microsoft.com/office/word/2016/wordml/cid" xmlns:w16="http://schemas.microsoft.com/office/word/2018/wordml" xmlns:w16du="http://schemas.microsoft.com/office/word/2023/wordml/word16du" xmlns:w16sdtdh="http://schemas.microsoft.com/office/word/2020/wordml/sdtdatahash" xmlns:w16sdtfl="http://schemas.microsoft.com/office/word/2024/wordml/sdtformatlock" xmlns:w16se="http://schemas.microsoft.com/office/word/2015/wordml/symex" xmlns:wpg="http://schemas.microsoft.com/office/word/2010/wordprocessingGroup" xmlns:wpi="http://schemas.microsoft.com/office/word/2010/wordprocessingInk" xmlns:wne="http://schemas.microsoft.com/office/word/2006/wordml" xmlns:wps="http://schemas.microsoft.com/office/word/2010/wordprocessingShape" mc:Ignorable="w14 w15 w16se w16cid w16 w16cex w16sdtdh w16sdtfl w16du wp14">
   <w:body>
     <w:p>
       <w:pPr>
         <w:pStyle w:val="Heading1"/>
         <w:keepNext w:val="0"/>
         <w:keepLines w:val="0"/>
-        <w:spacing w:before="480" w:lineRule="auto"/>
-        <w:rPr>
-          <w:b w:val="1"/>
+        <w:spacing w:before="480"/>
+        <w:rPr>
+          <w:b/>
           <w:sz w:val="46"/>
           <w:szCs w:val="46"/>
         </w:rPr>
       </w:pPr>
-      <w:bookmarkStart w:colFirst="0" w:colLast="0" w:name="_hrpw3kmud6u5" w:id="0"/>
+      <w:bookmarkStart w:id="0" w:name="_hrpw3kmud6u5" w:colFirst="0" w:colLast="0"/>
       <w:bookmarkEnd w:id="0"/>
       <w:r>
         <w:rPr>
-          <w:b w:val="1"/>
+          <w:b/>
           <w:sz w:val="46"/>
           <w:szCs w:val="46"/>
-          <w:rtl w:val="0"/>
-        </w:rPr>
-        <w:t xml:space="preserve">Glass Skin Đa Tầng – Làn Da Trong Suốt, Căng Mướt Chuẩn Hàn Quốc</w:t>
-      </w:r>
-    </w:p>
-    <w:p>
-      <w:pPr>
-        <w:spacing w:after="240" w:before="240" w:lineRule="auto"/>
-        <w:rPr/>
-      </w:pPr>
-      <w:r>
-        <w:rPr>
-          <w:b w:val="1"/>
-          <w:rtl w:val="0"/>
-        </w:rPr>
-        <w:t xml:space="preserve">Meta description (160 ký tự):</w:t>
-        <w:br w:type="textWrapping"/>
-      </w:r>
-      <w:r>
-        <w:rPr>
-          <w:rtl w:val="0"/>
-        </w:rPr>
+        </w:rPr>
+        <w:t>Glass Skin Đa Tầng – Làn Da Trong Suốt, Căng Mướt Chuẩn Hàn Quốc</w:t>
+      </w:r>
+    </w:p>
+    <w:p>
+      <w:pPr>
+        <w:spacing w:before="240" w:after="240"/>
+      </w:pPr>
+      <w:r>
+        <w:rPr>
+          <w:b/>
+        </w:rPr>
+        <w:br/>
+      </w:r>
+      <w:r>
         <w:t xml:space="preserve"> Glass Skin Đa Tầng tại Lahi Beauty Center giúp da căng bóng, ẩm mịn và trẻ trung nhờ dưỡng chất y khoa đa tầng và công nghệ chuẩn Hàn Quốc.</w:t>
       </w:r>
     </w:p>
     <w:p>
-      <w:pPr>
-        <w:rPr/>
-      </w:pPr>
-      <w:r>
-        <w:pict>
-          <v:rect style="width:0.0pt;height:1.5pt" o:hr="t" o:hrstd="t" o:hralign="center" fillcolor="#A0A0A0" stroked="f"/>
+      <w:r>
+        <w:pict w14:anchorId="06AC21B4">
+          <v:rect id="_x0000_i1025" style="width:0;height:1.5pt" o:hralign="center" o:hrstd="t" o:hr="t" fillcolor="#a0a0a0" stroked="f"/>
         </w:pict>
-      </w:r>
-      <w:r>
-        <w:rPr>
-          <w:rtl w:val="0"/>
-        </w:rPr>
       </w:r>
     </w:p>
     <w:p>
@@ -66,127 +51,90 @@
         <w:pStyle w:val="Heading2"/>
         <w:keepNext w:val="0"/>
         <w:keepLines w:val="0"/>
-        <w:spacing w:after="80" w:lineRule="auto"/>
-        <w:rPr>
-          <w:b w:val="1"/>
+        <w:spacing w:after="80"/>
+        <w:rPr>
+          <w:b/>
           <w:sz w:val="34"/>
           <w:szCs w:val="34"/>
         </w:rPr>
       </w:pPr>
-      <w:bookmarkStart w:colFirst="0" w:colLast="0" w:name="_n6aeertm1au" w:id="1"/>
+      <w:bookmarkStart w:id="1" w:name="_n6aeertm1au" w:colFirst="0" w:colLast="0"/>
       <w:bookmarkEnd w:id="1"/>
       <w:r>
         <w:rPr>
-          <w:b w:val="1"/>
+          <w:b/>
           <w:sz w:val="34"/>
           <w:szCs w:val="34"/>
-          <w:rtl w:val="0"/>
-        </w:rPr>
-        <w:t xml:space="preserve">✨ Giới Thiệu Về Glass Skin Đa Tầng</w:t>
-      </w:r>
-    </w:p>
-    <w:p>
-      <w:pPr>
-        <w:spacing w:after="240" w:before="240" w:lineRule="auto"/>
-        <w:rPr/>
-      </w:pPr>
-      <w:r>
-        <w:rPr>
-          <w:rtl w:val="0"/>
-        </w:rPr>
+        </w:rPr>
+        <w:t>✨ Giới Thiệu Về Glass Skin Đa Tầng</w:t>
+      </w:r>
+    </w:p>
+    <w:p>
+      <w:pPr>
+        <w:spacing w:before="240" w:after="240"/>
+      </w:pPr>
+      <w:r>
         <w:t xml:space="preserve">“Glass Skin” hay còn gọi là </w:t>
       </w:r>
       <w:r>
         <w:rPr>
-          <w:b w:val="1"/>
-          <w:rtl w:val="0"/>
-        </w:rPr>
-        <w:t xml:space="preserve">làn da thủy tinh</w:t>
-      </w:r>
-      <w:r>
-        <w:rPr>
-          <w:rtl w:val="0"/>
-        </w:rPr>
+          <w:b/>
+        </w:rPr>
+        <w:t>làn da thủy tinh</w:t>
+      </w:r>
+      <w:r>
         <w:t xml:space="preserve">, là xu hướng làm đẹp nổi tiếng từ Hàn Quốc, với đặc trưng </w:t>
       </w:r>
       <w:r>
         <w:rPr>
-          <w:b w:val="1"/>
-          <w:rtl w:val="0"/>
-        </w:rPr>
-        <w:t xml:space="preserve">trong suốt – căng bóng – mịn màng tự nhiên</w:t>
-      </w:r>
-      <w:r>
-        <w:rPr>
-          <w:rtl w:val="0"/>
-        </w:rPr>
-        <w:t xml:space="preserve">.</w:t>
-      </w:r>
-    </w:p>
-    <w:p>
-      <w:pPr>
-        <w:spacing w:after="240" w:before="240" w:lineRule="auto"/>
-        <w:rPr/>
-      </w:pPr>
-      <w:r>
-        <w:rPr>
-          <w:rtl w:val="0"/>
-        </w:rPr>
+          <w:b/>
+        </w:rPr>
+        <w:t>trong suốt – căng bóng – mịn màng tự nhiên</w:t>
+      </w:r>
+      <w:r>
+        <w:t>.</w:t>
+      </w:r>
+    </w:p>
+    <w:p>
+      <w:pPr>
+        <w:spacing w:before="240" w:after="240"/>
+      </w:pPr>
+      <w:r>
         <w:t xml:space="preserve">Tại </w:t>
       </w:r>
       <w:r>
         <w:rPr>
-          <w:b w:val="1"/>
-          <w:rtl w:val="0"/>
-        </w:rPr>
-        <w:t xml:space="preserve">Lahi Beauty Center</w:t>
-      </w:r>
-      <w:r>
-        <w:rPr>
-          <w:rtl w:val="0"/>
-        </w:rPr>
+          <w:b/>
+        </w:rPr>
+        <w:t>Lahi Beauty Center</w:t>
+      </w:r>
+      <w:r>
         <w:t xml:space="preserve">, chúng tôi mang đến liệu trình </w:t>
       </w:r>
       <w:r>
         <w:rPr>
-          <w:b w:val="1"/>
-          <w:rtl w:val="0"/>
-        </w:rPr>
-        <w:t xml:space="preserve">Glass Skin Đa Tầng độc quyền</w:t>
-      </w:r>
-      <w:r>
-        <w:rPr>
-          <w:rtl w:val="0"/>
-        </w:rPr>
+          <w:b/>
+        </w:rPr>
+        <w:t>Glass Skin Đa Tầng độc quyền</w:t>
+      </w:r>
+      <w:r>
         <w:t xml:space="preserve">, kết hợp dưỡng chất y khoa cao cấp cùng công nghệ hiện đại. Đây không chỉ là một phương pháp chăm sóc da thông thường, mà là </w:t>
       </w:r>
       <w:r>
         <w:rPr>
-          <w:b w:val="1"/>
-          <w:rtl w:val="0"/>
-        </w:rPr>
-        <w:t xml:space="preserve">giải pháp toàn diện</w:t>
-      </w:r>
-      <w:r>
-        <w:rPr>
-          <w:rtl w:val="0"/>
-        </w:rPr>
+          <w:b/>
+        </w:rPr>
+        <w:t>giải pháp toàn diện</w:t>
+      </w:r>
+      <w:r>
         <w:t xml:space="preserve"> giúp tái tạo, nuôi dưỡng và trẻ hóa da từ sâu bên trong.</w:t>
       </w:r>
     </w:p>
     <w:p>
-      <w:pPr>
-        <w:rPr/>
-      </w:pPr>
-      <w:r>
-        <w:pict>
-          <v:rect style="width:0.0pt;height:1.5pt" o:hr="t" o:hrstd="t" o:hralign="center" fillcolor="#A0A0A0" stroked="f"/>
+      <w:r>
+        <w:pict w14:anchorId="56D6E8C2">
+          <v:rect id="_x0000_i1026" style="width:0;height:1.5pt" o:hralign="center" o:hrstd="t" o:hr="t" fillcolor="#a0a0a0" stroked="f"/>
         </w:pict>
-      </w:r>
-      <w:r>
-        <w:rPr>
-          <w:rtl w:val="0"/>
-        </w:rPr>
       </w:r>
     </w:p>
     <w:p>
@@ -194,23 +142,22 @@
         <w:pStyle w:val="Heading2"/>
         <w:keepNext w:val="0"/>
         <w:keepLines w:val="0"/>
-        <w:spacing w:after="80" w:lineRule="auto"/>
-        <w:rPr>
-          <w:b w:val="1"/>
+        <w:spacing w:after="80"/>
+        <w:rPr>
+          <w:b/>
           <w:sz w:val="34"/>
           <w:szCs w:val="34"/>
         </w:rPr>
       </w:pPr>
-      <w:bookmarkStart w:colFirst="0" w:colLast="0" w:name="_he6rzjq0q5s" w:id="2"/>
+      <w:bookmarkStart w:id="2" w:name="_he6rzjq0q5s" w:colFirst="0" w:colLast="0"/>
       <w:bookmarkEnd w:id="2"/>
       <w:r>
         <w:rPr>
-          <w:b w:val="1"/>
+          <w:b/>
           <w:sz w:val="34"/>
           <w:szCs w:val="34"/>
-          <w:rtl w:val="0"/>
-        </w:rPr>
-        <w:t xml:space="preserve">🌟 Lợi Ích Của Glass Skin Đa Tầng</w:t>
+        </w:rPr>
+        <w:t>🌟 Lợi Ích Của Glass Skin Đa Tầng</w:t>
       </w:r>
     </w:p>
     <w:p>
@@ -219,22 +166,19 @@
           <w:ilvl w:val="0"/>
           <w:numId w:val="3"/>
         </w:numPr>
-        <w:spacing w:after="0" w:afterAutospacing="0" w:before="240" w:lineRule="auto"/>
-        <w:ind w:left="720" w:hanging="360"/>
-      </w:pPr>
-      <w:r>
-        <w:rPr>
-          <w:b w:val="1"/>
-          <w:rtl w:val="0"/>
-        </w:rPr>
-        <w:t xml:space="preserve">Cấp ẩm sâu nhiều tầng:</w:t>
-      </w:r>
-      <w:r>
-        <w:rPr>
-          <w:rtl w:val="0"/>
-        </w:rPr>
+        <w:spacing w:before="240"/>
+      </w:pPr>
+      <w:r>
+        <w:rPr>
+          <w:b/>
+        </w:rPr>
+        <w:t>Cấp ẩm sâu nhiều tầng:</w:t>
+      </w:r>
+      <w:r>
         <w:t xml:space="preserve"> Hyaluronic Acid đa phân tử cung cấp độ ẩm từ bề mặt đến trung bì.</w:t>
-        <w:br w:type="textWrapping"/>
+      </w:r>
+      <w:r>
+        <w:br/>
       </w:r>
     </w:p>
     <w:p>
@@ -243,22 +187,18 @@
           <w:ilvl w:val="0"/>
           <w:numId w:val="3"/>
         </w:numPr>
-        <w:spacing w:after="0" w:afterAutospacing="0" w:before="0" w:beforeAutospacing="0" w:lineRule="auto"/>
-        <w:ind w:left="720" w:hanging="360"/>
-      </w:pPr>
-      <w:r>
-        <w:rPr>
-          <w:b w:val="1"/>
-          <w:rtl w:val="0"/>
-        </w:rPr>
-        <w:t xml:space="preserve">Làn da căng bóng chuẩn Hàn:</w:t>
-      </w:r>
-      <w:r>
-        <w:rPr>
-          <w:rtl w:val="0"/>
-        </w:rPr>
+      </w:pPr>
+      <w:r>
+        <w:rPr>
+          <w:b/>
+        </w:rPr>
+        <w:t>Làn da căng bóng chuẩn Hàn:</w:t>
+      </w:r>
+      <w:r>
         <w:t xml:space="preserve"> Da sáng mịn, trong suốt, rạng rỡ tự nhiên.</w:t>
-        <w:br w:type="textWrapping"/>
+      </w:r>
+      <w:r>
+        <w:br/>
       </w:r>
     </w:p>
     <w:p>
@@ -267,22 +207,18 @@
           <w:ilvl w:val="0"/>
           <w:numId w:val="3"/>
         </w:numPr>
-        <w:spacing w:after="0" w:afterAutospacing="0" w:before="0" w:beforeAutospacing="0" w:lineRule="auto"/>
-        <w:ind w:left="720" w:hanging="360"/>
-      </w:pPr>
-      <w:r>
-        <w:rPr>
-          <w:b w:val="1"/>
-          <w:rtl w:val="0"/>
-        </w:rPr>
-        <w:t xml:space="preserve">Chống lão hóa vượt trội:</w:t>
-      </w:r>
-      <w:r>
-        <w:rPr>
-          <w:rtl w:val="0"/>
-        </w:rPr>
+      </w:pPr>
+      <w:r>
+        <w:rPr>
+          <w:b/>
+        </w:rPr>
+        <w:t>Chống lão hóa vượt trội:</w:t>
+      </w:r>
+      <w:r>
         <w:t xml:space="preserve"> Hoạt chất Peptide, Collagen, EGF kích thích tăng sinh tế bào.</w:t>
-        <w:br w:type="textWrapping"/>
+      </w:r>
+      <w:r>
+        <w:br/>
       </w:r>
     </w:p>
     <w:p>
@@ -291,22 +227,18 @@
           <w:ilvl w:val="0"/>
           <w:numId w:val="3"/>
         </w:numPr>
-        <w:spacing w:after="0" w:afterAutospacing="0" w:before="0" w:beforeAutospacing="0" w:lineRule="auto"/>
-        <w:ind w:left="720" w:hanging="360"/>
-      </w:pPr>
-      <w:r>
-        <w:rPr>
-          <w:b w:val="1"/>
-          <w:rtl w:val="0"/>
-        </w:rPr>
-        <w:t xml:space="preserve">Se khít lỗ chân lông:</w:t>
-      </w:r>
-      <w:r>
-        <w:rPr>
-          <w:rtl w:val="0"/>
-        </w:rPr>
+      </w:pPr>
+      <w:r>
+        <w:rPr>
+          <w:b/>
+        </w:rPr>
+        <w:t>Se khít lỗ chân lông:</w:t>
+      </w:r>
+      <w:r>
         <w:t xml:space="preserve"> Da mịn màng, đều màu, giảm bã nhờn.</w:t>
-        <w:br w:type="textWrapping"/>
+      </w:r>
+      <w:r>
+        <w:br/>
       </w:r>
     </w:p>
     <w:p>
@@ -315,22 +247,18 @@
           <w:ilvl w:val="0"/>
           <w:numId w:val="3"/>
         </w:numPr>
-        <w:spacing w:after="0" w:afterAutospacing="0" w:before="0" w:beforeAutospacing="0" w:lineRule="auto"/>
-        <w:ind w:left="720" w:hanging="360"/>
-      </w:pPr>
-      <w:r>
-        <w:rPr>
-          <w:b w:val="1"/>
-          <w:rtl w:val="0"/>
-        </w:rPr>
-        <w:t xml:space="preserve">Tái tạo và phục hồi:</w:t>
-      </w:r>
-      <w:r>
-        <w:rPr>
-          <w:rtl w:val="0"/>
-        </w:rPr>
+      </w:pPr>
+      <w:r>
+        <w:rPr>
+          <w:b/>
+        </w:rPr>
+        <w:t>Tái tạo và phục hồi:</w:t>
+      </w:r>
+      <w:r>
         <w:t xml:space="preserve"> Công nghệ ánh sáng sinh học Biolight giúp da khỏe mạnh, đàn hồi tốt hơn.</w:t>
-        <w:br w:type="textWrapping"/>
+      </w:r>
+      <w:r>
+        <w:br/>
       </w:r>
     </w:p>
     <w:p>
@@ -339,37 +267,26 @@
           <w:ilvl w:val="0"/>
           <w:numId w:val="3"/>
         </w:numPr>
-        <w:spacing w:after="240" w:before="0" w:beforeAutospacing="0" w:lineRule="auto"/>
-        <w:ind w:left="720" w:hanging="360"/>
-      </w:pPr>
-      <w:r>
-        <w:rPr>
-          <w:b w:val="1"/>
-          <w:rtl w:val="0"/>
-        </w:rPr>
-        <w:t xml:space="preserve">Ngăn ngừa sạm nám:</w:t>
-      </w:r>
-      <w:r>
-        <w:rPr>
-          <w:rtl w:val="0"/>
-        </w:rPr>
+        <w:spacing w:after="240"/>
+      </w:pPr>
+      <w:r>
+        <w:rPr>
+          <w:b/>
+        </w:rPr>
+        <w:t>Ngăn ngừa sạm nám:</w:t>
+      </w:r>
+      <w:r>
         <w:t xml:space="preserve"> Vitamin C và Glutathione ức chế melanin, cải thiện sắc tố da.</w:t>
-        <w:br w:type="textWrapping"/>
-      </w:r>
-    </w:p>
-    <w:p>
-      <w:pPr>
-        <w:rPr/>
-      </w:pPr>
-      <w:r>
-        <w:pict>
-          <v:rect style="width:0.0pt;height:1.5pt" o:hr="t" o:hrstd="t" o:hralign="center" fillcolor="#A0A0A0" stroked="f"/>
+      </w:r>
+      <w:r>
+        <w:br/>
+      </w:r>
+    </w:p>
+    <w:p>
+      <w:r>
+        <w:pict w14:anchorId="49BB081A">
+          <v:rect id="_x0000_i1027" style="width:0;height:1.5pt" o:hralign="center" o:hrstd="t" o:hr="t" fillcolor="#a0a0a0" stroked="f"/>
         </w:pict>
-      </w:r>
-      <w:r>
-        <w:rPr>
-          <w:rtl w:val="0"/>
-        </w:rPr>
       </w:r>
     </w:p>
     <w:p>
@@ -377,23 +294,23 @@
         <w:pStyle w:val="Heading2"/>
         <w:keepNext w:val="0"/>
         <w:keepLines w:val="0"/>
-        <w:spacing w:after="80" w:lineRule="auto"/>
-        <w:rPr>
-          <w:b w:val="1"/>
+        <w:spacing w:after="80"/>
+        <w:rPr>
+          <w:b/>
           <w:sz w:val="34"/>
           <w:szCs w:val="34"/>
         </w:rPr>
       </w:pPr>
-      <w:bookmarkStart w:colFirst="0" w:colLast="0" w:name="_nluqc0rnnenq" w:id="3"/>
+      <w:bookmarkStart w:id="3" w:name="_nluqc0rnnenq" w:colFirst="0" w:colLast="0"/>
       <w:bookmarkEnd w:id="3"/>
       <w:r>
         <w:rPr>
-          <w:b w:val="1"/>
+          <w:b/>
           <w:sz w:val="34"/>
           <w:szCs w:val="34"/>
-          <w:rtl w:val="0"/>
-        </w:rPr>
-        <w:t xml:space="preserve">💎 Điểm Khác Biệt Của Glass Skin Đa Tầng Tại Lahi Beauty</w:t>
+        </w:rPr>
+        <w:lastRenderedPageBreak/>
+        <w:t>💎 Điểm Khác Biệt Của Glass Skin Đa Tầng Tại Lahi Beauty</w:t>
       </w:r>
     </w:p>
     <w:p>
@@ -402,35 +319,28 @@
           <w:ilvl w:val="0"/>
           <w:numId w:val="2"/>
         </w:numPr>
-        <w:spacing w:after="0" w:afterAutospacing="0" w:before="240" w:lineRule="auto"/>
-        <w:ind w:left="720" w:hanging="360"/>
-      </w:pPr>
-      <w:r>
-        <w:rPr>
-          <w:b w:val="1"/>
-          <w:rtl w:val="0"/>
-        </w:rPr>
-        <w:t xml:space="preserve">Dưỡng chất y khoa cao cấp:</w:t>
-      </w:r>
-      <w:r>
-        <w:rPr>
-          <w:rtl w:val="0"/>
-        </w:rPr>
+        <w:spacing w:before="240"/>
+      </w:pPr>
+      <w:r>
+        <w:rPr>
+          <w:b/>
+        </w:rPr>
+        <w:t>Dưỡng chất y khoa cao cấp:</w:t>
+      </w:r>
+      <w:r>
         <w:t xml:space="preserve"> Kết hợp </w:t>
       </w:r>
       <w:r>
         <w:rPr>
-          <w:b w:val="1"/>
-          <w:rtl w:val="0"/>
-        </w:rPr>
-        <w:t xml:space="preserve">Hyaluronic Acid, Vitamin C, Collagen, Glutathione, Peptide</w:t>
-      </w:r>
-      <w:r>
-        <w:rPr>
-          <w:rtl w:val="0"/>
-        </w:rPr>
-        <w:t xml:space="preserve">… giúp da vừa căng bóng vừa trẻ hóa.</w:t>
-        <w:br w:type="textWrapping"/>
+          <w:b/>
+        </w:rPr>
+        <w:t>Hyaluronic Acid, Vitamin C, Collagen, Glutathione, Peptide</w:t>
+      </w:r>
+      <w:r>
+        <w:t>… giúp da vừa căng bóng vừa trẻ hóa.</w:t>
+      </w:r>
+      <w:r>
+        <w:br/>
       </w:r>
     </w:p>
     <w:p>
@@ -439,35 +349,27 @@
           <w:ilvl w:val="0"/>
           <w:numId w:val="2"/>
         </w:numPr>
-        <w:spacing w:after="0" w:afterAutospacing="0" w:before="0" w:beforeAutospacing="0" w:lineRule="auto"/>
-        <w:ind w:left="720" w:hanging="360"/>
-      </w:pPr>
-      <w:r>
-        <w:rPr>
-          <w:b w:val="1"/>
-          <w:rtl w:val="0"/>
-        </w:rPr>
-        <w:t xml:space="preserve">Công nghệ độc quyền:</w:t>
-      </w:r>
-      <w:r>
-        <w:rPr>
-          <w:rtl w:val="0"/>
-        </w:rPr>
+      </w:pPr>
+      <w:r>
+        <w:rPr>
+          <w:b/>
+        </w:rPr>
+        <w:t>Công nghệ độc quyền:</w:t>
+      </w:r>
+      <w:r>
         <w:t xml:space="preserve"> Ứng dụng </w:t>
       </w:r>
       <w:r>
         <w:rPr>
-          <w:b w:val="1"/>
-          <w:rtl w:val="0"/>
-        </w:rPr>
-        <w:t xml:space="preserve">điện di, mesotherapy và ánh sáng sinh học</w:t>
-      </w:r>
-      <w:r>
-        <w:rPr>
-          <w:rtl w:val="0"/>
-        </w:rPr>
+          <w:b/>
+        </w:rPr>
+        <w:t>điện di, mesotherapy và ánh sáng sinh học</w:t>
+      </w:r>
+      <w:r>
         <w:t xml:space="preserve"> để dưỡng chất thẩm thấu tối đa.</w:t>
-        <w:br w:type="textWrapping"/>
+      </w:r>
+      <w:r>
+        <w:br/>
       </w:r>
     </w:p>
     <w:p>
@@ -476,22 +378,18 @@
           <w:ilvl w:val="0"/>
           <w:numId w:val="2"/>
         </w:numPr>
-        <w:spacing w:after="0" w:afterAutospacing="0" w:before="0" w:beforeAutospacing="0" w:lineRule="auto"/>
-        <w:ind w:left="720" w:hanging="360"/>
-      </w:pPr>
-      <w:r>
-        <w:rPr>
-          <w:b w:val="1"/>
-          <w:rtl w:val="0"/>
-        </w:rPr>
-        <w:t xml:space="preserve">Tác động đa tầng:</w:t>
-      </w:r>
-      <w:r>
-        <w:rPr>
-          <w:rtl w:val="0"/>
-        </w:rPr>
+      </w:pPr>
+      <w:r>
+        <w:rPr>
+          <w:b/>
+        </w:rPr>
+        <w:t>Tác động đa tầng:</w:t>
+      </w:r>
+      <w:r>
         <w:t xml:space="preserve"> Không chỉ cấp ẩm tức thì mà còn nuôi dưỡng da dài lâu, cải thiện cấu trúc da từ gốc.</w:t>
-        <w:br w:type="textWrapping"/>
+      </w:r>
+      <w:r>
+        <w:br/>
       </w:r>
     </w:p>
     <w:p>
@@ -500,22 +398,18 @@
           <w:ilvl w:val="0"/>
           <w:numId w:val="2"/>
         </w:numPr>
-        <w:spacing w:after="0" w:afterAutospacing="0" w:before="0" w:beforeAutospacing="0" w:lineRule="auto"/>
-        <w:ind w:left="720" w:hanging="360"/>
-      </w:pPr>
-      <w:r>
-        <w:rPr>
-          <w:b w:val="1"/>
-          <w:rtl w:val="0"/>
-        </w:rPr>
-        <w:t xml:space="preserve">An toàn tuyệt đối:</w:t>
-      </w:r>
-      <w:r>
-        <w:rPr>
-          <w:rtl w:val="0"/>
-        </w:rPr>
+      </w:pPr>
+      <w:r>
+        <w:rPr>
+          <w:b/>
+        </w:rPr>
+        <w:t>An toàn tuyệt đối:</w:t>
+      </w:r>
+      <w:r>
         <w:t xml:space="preserve"> Liệu trình chuẩn y khoa, phù hợp cho cả da nhạy cảm.</w:t>
-        <w:br w:type="textWrapping"/>
+      </w:r>
+      <w:r>
+        <w:br/>
       </w:r>
     </w:p>
     <w:p>
@@ -524,37 +418,26 @@
           <w:ilvl w:val="0"/>
           <w:numId w:val="2"/>
         </w:numPr>
-        <w:spacing w:after="240" w:before="0" w:beforeAutospacing="0" w:lineRule="auto"/>
-        <w:ind w:left="720" w:hanging="360"/>
-      </w:pPr>
-      <w:r>
-        <w:rPr>
-          <w:b w:val="1"/>
-          <w:rtl w:val="0"/>
-        </w:rPr>
-        <w:t xml:space="preserve">Hiệu quả nhanh chóng:</w:t>
-      </w:r>
-      <w:r>
-        <w:rPr>
-          <w:rtl w:val="0"/>
-        </w:rPr>
+        <w:spacing w:after="240"/>
+      </w:pPr>
+      <w:r>
+        <w:rPr>
+          <w:b/>
+        </w:rPr>
+        <w:t>Hiệu quả nhanh chóng:</w:t>
+      </w:r>
+      <w:r>
         <w:t xml:space="preserve"> Da căng mịn ngay sau lần đầu tiên, duy trì bền vững sau 3–5 buổi.</w:t>
-        <w:br w:type="textWrapping"/>
-      </w:r>
-    </w:p>
-    <w:p>
-      <w:pPr>
-        <w:rPr/>
-      </w:pPr>
-      <w:r>
-        <w:pict>
-          <v:rect style="width:0.0pt;height:1.5pt" o:hr="t" o:hrstd="t" o:hralign="center" fillcolor="#A0A0A0" stroked="f"/>
+      </w:r>
+      <w:r>
+        <w:br/>
+      </w:r>
+    </w:p>
+    <w:p>
+      <w:r>
+        <w:pict w14:anchorId="06D42A4D">
+          <v:rect id="_x0000_i1028" style="width:0;height:1.5pt" o:hralign="center" o:hrstd="t" o:hr="t" fillcolor="#a0a0a0" stroked="f"/>
         </w:pict>
-      </w:r>
-      <w:r>
-        <w:rPr>
-          <w:rtl w:val="0"/>
-        </w:rPr>
       </w:r>
     </w:p>
     <w:p>
@@ -562,23 +445,22 @@
         <w:pStyle w:val="Heading2"/>
         <w:keepNext w:val="0"/>
         <w:keepLines w:val="0"/>
-        <w:spacing w:after="80" w:lineRule="auto"/>
-        <w:rPr>
-          <w:b w:val="1"/>
+        <w:spacing w:after="80"/>
+        <w:rPr>
+          <w:b/>
           <w:sz w:val="34"/>
           <w:szCs w:val="34"/>
         </w:rPr>
       </w:pPr>
-      <w:bookmarkStart w:colFirst="0" w:colLast="0" w:name="_t2szen8ap61n" w:id="4"/>
+      <w:bookmarkStart w:id="4" w:name="_t2szen8ap61n" w:colFirst="0" w:colLast="0"/>
       <w:bookmarkEnd w:id="4"/>
       <w:r>
         <w:rPr>
-          <w:b w:val="1"/>
+          <w:b/>
           <w:sz w:val="34"/>
           <w:szCs w:val="34"/>
-          <w:rtl w:val="0"/>
-        </w:rPr>
-        <w:t xml:space="preserve">🌸 Ai Nên Thực Hiện Glass Skin Đa Tầng?</w:t>
+        </w:rPr>
+        <w:t>🌸 Ai Nên Thực Hiện Glass Skin Đa Tầng?</w:t>
       </w:r>
     </w:p>
     <w:p>
@@ -587,15 +469,13 @@
           <w:ilvl w:val="0"/>
           <w:numId w:val="4"/>
         </w:numPr>
-        <w:spacing w:after="0" w:afterAutospacing="0" w:before="240" w:lineRule="auto"/>
-        <w:ind w:left="720" w:hanging="360"/>
-      </w:pPr>
-      <w:r>
-        <w:rPr>
-          <w:rtl w:val="0"/>
-        </w:rPr>
-        <w:t xml:space="preserve">Da khô, thiếu ẩm, dễ bong tróc.</w:t>
-        <w:br w:type="textWrapping"/>
+        <w:spacing w:before="240"/>
+      </w:pPr>
+      <w:r>
+        <w:t>Da khô, thiếu ẩm, dễ bong tróc.</w:t>
+      </w:r>
+      <w:r>
+        <w:br/>
       </w:r>
     </w:p>
     <w:p>
@@ -604,15 +484,12 @@
           <w:ilvl w:val="0"/>
           <w:numId w:val="4"/>
         </w:numPr>
-        <w:spacing w:after="0" w:afterAutospacing="0" w:before="0" w:beforeAutospacing="0" w:lineRule="auto"/>
-        <w:ind w:left="720" w:hanging="360"/>
-      </w:pPr>
-      <w:r>
-        <w:rPr>
-          <w:rtl w:val="0"/>
-        </w:rPr>
-        <w:t xml:space="preserve">Da xỉn màu, lỗ chân lông to, kém đàn hồi.</w:t>
-        <w:br w:type="textWrapping"/>
+      </w:pPr>
+      <w:r>
+        <w:t>Da xỉn màu, lỗ chân lông to, kém đàn hồi.</w:t>
+      </w:r>
+      <w:r>
+        <w:br/>
       </w:r>
     </w:p>
     <w:p>
@@ -621,15 +498,12 @@
           <w:ilvl w:val="0"/>
           <w:numId w:val="4"/>
         </w:numPr>
-        <w:spacing w:after="0" w:afterAutospacing="0" w:before="0" w:beforeAutospacing="0" w:lineRule="auto"/>
-        <w:ind w:left="720" w:hanging="360"/>
-      </w:pPr>
-      <w:r>
-        <w:rPr>
-          <w:rtl w:val="0"/>
-        </w:rPr>
-        <w:t xml:space="preserve">Người bắt đầu xuất hiện dấu hiệu lão hóa.</w:t>
-        <w:br w:type="textWrapping"/>
+      </w:pPr>
+      <w:r>
+        <w:t>Người bắt đầu xuất hiện dấu hiệu lão hóa.</w:t>
+      </w:r>
+      <w:r>
+        <w:br/>
       </w:r>
     </w:p>
     <w:p>
@@ -638,30 +512,20 @@
           <w:ilvl w:val="0"/>
           <w:numId w:val="4"/>
         </w:numPr>
-        <w:spacing w:after="240" w:before="0" w:beforeAutospacing="0" w:lineRule="auto"/>
-        <w:ind w:left="720" w:hanging="360"/>
-      </w:pPr>
-      <w:r>
-        <w:rPr>
-          <w:rtl w:val="0"/>
-        </w:rPr>
-        <w:t xml:space="preserve">Khách hàng muốn sở hữu làn da căng bóng, sáng mịn chuẩn Hàn.</w:t>
-        <w:br w:type="textWrapping"/>
-      </w:r>
-    </w:p>
-    <w:p>
-      <w:pPr>
-        <w:rPr/>
-      </w:pPr>
-      <w:r>
-        <w:pict>
-          <v:rect style="width:0.0pt;height:1.5pt" o:hr="t" o:hrstd="t" o:hralign="center" fillcolor="#A0A0A0" stroked="f"/>
+        <w:spacing w:after="240"/>
+      </w:pPr>
+      <w:r>
+        <w:t>Khách hàng muốn sở hữu làn da căng bóng, sáng mịn chuẩn Hàn.</w:t>
+      </w:r>
+      <w:r>
+        <w:br/>
+      </w:r>
+    </w:p>
+    <w:p>
+      <w:r>
+        <w:pict w14:anchorId="1B6B5473">
+          <v:rect id="_x0000_i1029" style="width:0;height:1.5pt" o:hralign="center" o:hrstd="t" o:hr="t" fillcolor="#a0a0a0" stroked="f"/>
         </w:pict>
-      </w:r>
-      <w:r>
-        <w:rPr>
-          <w:rtl w:val="0"/>
-        </w:rPr>
       </w:r>
     </w:p>
     <w:p>
@@ -669,119 +533,111 @@
         <w:pStyle w:val="Heading2"/>
         <w:keepNext w:val="0"/>
         <w:keepLines w:val="0"/>
-        <w:spacing w:after="80" w:lineRule="auto"/>
-        <w:rPr>
-          <w:b w:val="1"/>
+        <w:spacing w:after="80"/>
+        <w:rPr>
+          <w:b/>
           <w:sz w:val="34"/>
           <w:szCs w:val="34"/>
         </w:rPr>
       </w:pPr>
-      <w:bookmarkStart w:colFirst="0" w:colLast="0" w:name="_xsi606ta2613" w:id="5"/>
+      <w:bookmarkStart w:id="5" w:name="_xsi606ta2613" w:colFirst="0" w:colLast="0"/>
       <w:bookmarkEnd w:id="5"/>
       <w:r>
         <w:rPr>
-          <w:rFonts w:ascii="Arial Unicode MS" w:cs="Arial Unicode MS" w:eastAsia="Arial Unicode MS" w:hAnsi="Arial Unicode MS"/>
-          <w:b w:val="1"/>
+          <w:rFonts w:ascii="Arial Unicode MS" w:eastAsia="Arial Unicode MS" w:hAnsi="Arial Unicode MS" w:cs="Arial Unicode MS"/>
+          <w:b/>
           <w:sz w:val="34"/>
           <w:szCs w:val="34"/>
-          <w:rtl w:val="0"/>
-        </w:rPr>
-        <w:t xml:space="preserve">❓ Câu Hỏi Thường Gặp</w:t>
-      </w:r>
-    </w:p>
-    <w:p>
-      <w:pPr>
-        <w:spacing w:after="240" w:before="240" w:lineRule="auto"/>
-        <w:rPr/>
-      </w:pPr>
-      <w:r>
-        <w:rPr>
-          <w:b w:val="1"/>
-          <w:rtl w:val="0"/>
-        </w:rPr>
-        <w:t xml:space="preserve">1. Glass Skin Đa Tầng có đau không?</w:t>
-        <w:br w:type="textWrapping"/>
-      </w:r>
-      <w:r>
-        <w:rPr>
-          <w:rtl w:val="0"/>
-        </w:rPr>
+        </w:rPr>
+        <w:t>❓ Câu Hỏi Thường Gặp</w:t>
+      </w:r>
+    </w:p>
+    <w:p>
+      <w:pPr>
+        <w:spacing w:before="240" w:after="240"/>
+      </w:pPr>
+      <w:r>
+        <w:rPr>
+          <w:b/>
+        </w:rPr>
+        <w:t>1. Glass Skin Đa Tầng có đau không?</w:t>
+      </w:r>
+      <w:r>
+        <w:rPr>
+          <w:b/>
+        </w:rPr>
+        <w:br/>
+      </w:r>
+      <w:r>
         <w:t xml:space="preserve"> 👉 Không, đây là liệu trình chăm sóc nhẹ nhàng, khách còn cảm thấy thư giãn.</w:t>
       </w:r>
     </w:p>
     <w:p>
       <w:pPr>
-        <w:spacing w:after="240" w:before="240" w:lineRule="auto"/>
-        <w:rPr/>
-      </w:pPr>
-      <w:r>
-        <w:rPr>
-          <w:b w:val="1"/>
-          <w:rtl w:val="0"/>
-        </w:rPr>
-        <w:t xml:space="preserve">2. Kết quả duy trì bao lâu?</w:t>
-        <w:br w:type="textWrapping"/>
-      </w:r>
-      <w:r>
-        <w:rPr>
-          <w:rtl w:val="0"/>
-        </w:rPr>
+        <w:spacing w:before="240" w:after="240"/>
+      </w:pPr>
+      <w:r>
+        <w:rPr>
+          <w:b/>
+        </w:rPr>
+        <w:t>2. Kết quả duy trì bao lâu?</w:t>
+      </w:r>
+      <w:r>
+        <w:rPr>
+          <w:b/>
+        </w:rPr>
+        <w:br/>
+      </w:r>
+      <w:r>
         <w:t xml:space="preserve"> 👉 Hiệu quả duy trì 3–6 tháng, nên làm định kỳ 2–4 tuần/lần để đạt kết quả tối ưu.</w:t>
       </w:r>
     </w:p>
     <w:p>
       <w:pPr>
-        <w:spacing w:after="240" w:before="240" w:lineRule="auto"/>
-        <w:rPr/>
-      </w:pPr>
-      <w:r>
-        <w:rPr>
-          <w:b w:val="1"/>
-          <w:rtl w:val="0"/>
-        </w:rPr>
-        <w:t xml:space="preserve">3. Liệu trình có phù hợp với da nhạy cảm không?</w:t>
-        <w:br w:type="textWrapping"/>
-      </w:r>
-      <w:r>
-        <w:rPr>
-          <w:rtl w:val="0"/>
-        </w:rPr>
+        <w:spacing w:before="240" w:after="240"/>
+      </w:pPr>
+      <w:r>
+        <w:rPr>
+          <w:b/>
+        </w:rPr>
+        <w:t>3. Liệu trình có phù hợp với da nhạy cảm không?</w:t>
+      </w:r>
+      <w:r>
+        <w:rPr>
+          <w:b/>
+        </w:rPr>
+        <w:br/>
+      </w:r>
+      <w:r>
         <w:t xml:space="preserve"> 👉 Có, chuyên gia sẽ lựa chọn công nghệ và dưỡng chất phù hợp cho từng loại da.</w:t>
       </w:r>
     </w:p>
     <w:p>
       <w:pPr>
-        <w:spacing w:after="240" w:before="240" w:lineRule="auto"/>
-        <w:rPr/>
-      </w:pPr>
-      <w:r>
-        <w:rPr>
-          <w:b w:val="1"/>
-          <w:rtl w:val="0"/>
-        </w:rPr>
-        <w:t xml:space="preserve">4. Glass Skin khác chăm sóc da thường như thế nào?</w:t>
-        <w:br w:type="textWrapping"/>
-      </w:r>
-      <w:r>
-        <w:rPr>
-          <w:rtl w:val="0"/>
-        </w:rPr>
+        <w:spacing w:before="240" w:after="240"/>
+      </w:pPr>
+      <w:r>
+        <w:rPr>
+          <w:b/>
+        </w:rPr>
+        <w:lastRenderedPageBreak/>
+        <w:t>4. Glass Skin khác chăm sóc da thường như thế nào?</w:t>
+      </w:r>
+      <w:r>
+        <w:rPr>
+          <w:b/>
+        </w:rPr>
+        <w:br/>
+      </w:r>
+      <w:r>
         <w:t xml:space="preserve"> 👉 Chăm sóc da cơ bản chỉ làm sạch và cấp ẩm bề mặt. Glass Skin Đa Tầng đi sâu hơn: nuôi dưỡng, tái tạo, chống lão hóa và mang lại hiệu ứng da căng bóng, trong suốt chuẩn Hàn.</w:t>
       </w:r>
     </w:p>
     <w:p>
-      <w:pPr>
-        <w:rPr/>
-      </w:pPr>
-      <w:r>
-        <w:pict>
-          <v:rect style="width:0.0pt;height:1.5pt" o:hr="t" o:hrstd="t" o:hralign="center" fillcolor="#A0A0A0" stroked="f"/>
+      <w:r>
+        <w:pict w14:anchorId="40B4B246">
+          <v:rect id="_x0000_i1030" style="width:0;height:1.5pt" o:hralign="center" o:hrstd="t" o:hr="t" fillcolor="#a0a0a0" stroked="f"/>
         </w:pict>
-      </w:r>
-      <w:r>
-        <w:rPr>
-          <w:rtl w:val="0"/>
-        </w:rPr>
       </w:r>
     </w:p>
     <w:p>
@@ -789,23 +645,22 @@
         <w:pStyle w:val="Heading2"/>
         <w:keepNext w:val="0"/>
         <w:keepLines w:val="0"/>
-        <w:spacing w:after="80" w:lineRule="auto"/>
-        <w:rPr>
-          <w:b w:val="1"/>
+        <w:spacing w:after="80"/>
+        <w:rPr>
+          <w:b/>
           <w:sz w:val="34"/>
           <w:szCs w:val="34"/>
         </w:rPr>
       </w:pPr>
-      <w:bookmarkStart w:colFirst="0" w:colLast="0" w:name="_tx9khz2m31uh" w:id="6"/>
+      <w:bookmarkStart w:id="6" w:name="_tx9khz2m31uh" w:colFirst="0" w:colLast="0"/>
       <w:bookmarkEnd w:id="6"/>
       <w:r>
         <w:rPr>
-          <w:b w:val="1"/>
+          <w:b/>
           <w:sz w:val="34"/>
           <w:szCs w:val="34"/>
-          <w:rtl w:val="0"/>
-        </w:rPr>
-        <w:t xml:space="preserve">Review Khách Hàng Glass Skin Tại Lahi Beauty</w:t>
+        </w:rPr>
+        <w:t>Review Khách Hàng Glass Skin Tại Lahi Beauty</w:t>
       </w:r>
     </w:p>
     <w:p>
@@ -814,28 +669,22 @@
           <w:ilvl w:val="0"/>
           <w:numId w:val="1"/>
         </w:numPr>
-        <w:spacing w:after="0" w:afterAutospacing="0" w:before="240" w:lineRule="auto"/>
-        <w:ind w:left="720" w:hanging="360"/>
-      </w:pPr>
-      <w:r>
-        <w:rPr>
-          <w:rtl w:val="0"/>
-        </w:rPr>
+        <w:spacing w:before="240"/>
+      </w:pPr>
+      <w:r>
         <w:t xml:space="preserve">“Da mình khô và xỉn, sau liệu trình Glass Skin thấy căng bóng, sáng rõ rệt.” – </w:t>
       </w:r>
       <w:r>
         <w:rPr>
-          <w:i w:val="1"/>
-          <w:rtl w:val="0"/>
-        </w:rPr>
-        <w:t xml:space="preserve">Hà My (26 tuổi)</w:t>
-      </w:r>
-      <w:r>
-        <w:rPr>
-          <w:rtl w:val="0"/>
-        </w:rPr>
-        <w:t xml:space="preserve">.</w:t>
-        <w:br w:type="textWrapping"/>
+          <w:i/>
+        </w:rPr>
+        <w:t>Hà My (26 tuổi)</w:t>
+      </w:r>
+      <w:r>
+        <w:t>.</w:t>
+      </w:r>
+      <w:r>
+        <w:br/>
       </w:r>
     </w:p>
     <w:p>
@@ -844,28 +693,21 @@
           <w:ilvl w:val="0"/>
           <w:numId w:val="1"/>
         </w:numPr>
-        <w:spacing w:after="0" w:afterAutospacing="0" w:before="0" w:beforeAutospacing="0" w:lineRule="auto"/>
-        <w:ind w:left="720" w:hanging="360"/>
-      </w:pPr>
-      <w:r>
-        <w:rPr>
-          <w:rtl w:val="0"/>
-        </w:rPr>
+      </w:pPr>
+      <w:r>
         <w:t xml:space="preserve">“Da mình như Hàn Quốc thật sự, mịn mướt và căng tràn sức sống.” – </w:t>
       </w:r>
       <w:r>
         <w:rPr>
-          <w:i w:val="1"/>
-          <w:rtl w:val="0"/>
-        </w:rPr>
-        <w:t xml:space="preserve">Quỳnh Trang (30 tuổi)</w:t>
-      </w:r>
-      <w:r>
-        <w:rPr>
-          <w:rtl w:val="0"/>
-        </w:rPr>
-        <w:t xml:space="preserve">.</w:t>
-        <w:br w:type="textWrapping"/>
+          <w:i/>
+        </w:rPr>
+        <w:t>Quỳnh Trang (30 tuổi)</w:t>
+      </w:r>
+      <w:r>
+        <w:t>.</w:t>
+      </w:r>
+      <w:r>
+        <w:br/>
       </w:r>
     </w:p>
     <w:p>
@@ -874,43 +716,29 @@
           <w:ilvl w:val="0"/>
           <w:numId w:val="1"/>
         </w:numPr>
-        <w:spacing w:after="240" w:before="0" w:beforeAutospacing="0" w:lineRule="auto"/>
-        <w:ind w:left="720" w:hanging="360"/>
-      </w:pPr>
-      <w:r>
-        <w:rPr>
-          <w:rtl w:val="0"/>
-        </w:rPr>
+        <w:spacing w:after="240"/>
+      </w:pPr>
+      <w:r>
         <w:t xml:space="preserve">“Mình không cần makeup vẫn tự tin đi làm, da glow nhẹ nhàng tự nhiên.” – </w:t>
       </w:r>
       <w:r>
         <w:rPr>
-          <w:i w:val="1"/>
-          <w:rtl w:val="0"/>
-        </w:rPr>
-        <w:t xml:space="preserve">Diệu Linh (34 tuổi)</w:t>
-      </w:r>
-      <w:r>
-        <w:rPr>
-          <w:rtl w:val="0"/>
-        </w:rPr>
-        <w:t xml:space="preserve">.</w:t>
-        <w:br w:type="textWrapping"/>
-      </w:r>
-    </w:p>
-    <w:p>
-      <w:pPr>
-        <w:rPr/>
-      </w:pPr>
-      <w:r>
-        <w:pict>
-          <v:rect style="width:0.0pt;height:1.5pt" o:hr="t" o:hrstd="t" o:hralign="center" fillcolor="#A0A0A0" stroked="f"/>
+          <w:i/>
+        </w:rPr>
+        <w:t>Diệu Linh (34 tuổi)</w:t>
+      </w:r>
+      <w:r>
+        <w:t>.</w:t>
+      </w:r>
+      <w:r>
+        <w:br/>
+      </w:r>
+    </w:p>
+    <w:p>
+      <w:r>
+        <w:pict w14:anchorId="7858CCC9">
+          <v:rect id="_x0000_i1031" style="width:0;height:1.5pt" o:hralign="center" o:hrstd="t" o:hr="t" fillcolor="#a0a0a0" stroked="f"/>
         </w:pict>
-      </w:r>
-      <w:r>
-        <w:rPr>
-          <w:rtl w:val="0"/>
-        </w:rPr>
       </w:r>
     </w:p>
     <w:p>
@@ -918,145 +746,136 @@
         <w:pStyle w:val="Heading2"/>
         <w:keepNext w:val="0"/>
         <w:keepLines w:val="0"/>
-        <w:spacing w:after="80" w:lineRule="auto"/>
-        <w:rPr>
-          <w:b w:val="1"/>
+        <w:spacing w:after="80"/>
+        <w:rPr>
+          <w:b/>
           <w:sz w:val="34"/>
           <w:szCs w:val="34"/>
         </w:rPr>
       </w:pPr>
-      <w:bookmarkStart w:colFirst="0" w:colLast="0" w:name="_qhdj2eq7grss" w:id="7"/>
+      <w:bookmarkStart w:id="7" w:name="_qhdj2eq7grss" w:colFirst="0" w:colLast="0"/>
       <w:bookmarkEnd w:id="7"/>
       <w:r>
         <w:rPr>
-          <w:b w:val="1"/>
+          <w:b/>
           <w:sz w:val="34"/>
           <w:szCs w:val="34"/>
-          <w:rtl w:val="0"/>
-        </w:rPr>
-        <w:t xml:space="preserve">📍 Thông Tin Liên Hệ</w:t>
-      </w:r>
-    </w:p>
-    <w:p>
-      <w:pPr>
-        <w:spacing w:after="240" w:before="240" w:lineRule="auto"/>
-        <w:rPr>
-          <w:b w:val="1"/>
-        </w:rPr>
-      </w:pPr>
-      <w:r>
-        <w:rPr>
-          <w:rFonts w:ascii="Arial Unicode MS" w:cs="Arial Unicode MS" w:eastAsia="Arial Unicode MS" w:hAnsi="Arial Unicode MS"/>
-          <w:rtl w:val="0"/>
+        </w:rPr>
+        <w:t>📍 Thông Tin Liên Hệ</w:t>
+      </w:r>
+    </w:p>
+    <w:p>
+      <w:pPr>
+        <w:spacing w:before="240" w:after="240"/>
+        <w:rPr>
+          <w:b/>
+        </w:rPr>
+      </w:pPr>
+      <w:r>
+        <w:rPr>
+          <w:rFonts w:ascii="Arial Unicode MS" w:eastAsia="Arial Unicode MS" w:hAnsi="Arial Unicode MS" w:cs="Arial Unicode MS"/>
         </w:rPr>
         <w:t xml:space="preserve">✨ </w:t>
       </w:r>
       <w:r>
         <w:rPr>
-          <w:b w:val="1"/>
-          <w:rtl w:val="0"/>
-        </w:rPr>
-        <w:t xml:space="preserve">Lahi Beauty Center – Chăm sóc da chuyên sâu</w:t>
-        <w:br w:type="textWrapping"/>
-      </w:r>
-      <w:r>
-        <w:rPr>
-          <w:rtl w:val="0"/>
-        </w:rPr>
+          <w:b/>
+        </w:rPr>
+        <w:t>Lahi Beauty Center – Chăm sóc da chuyên sâu</w:t>
+      </w:r>
+      <w:r>
+        <w:rPr>
+          <w:b/>
+        </w:rPr>
+        <w:br/>
+      </w:r>
+      <w:r>
         <w:t xml:space="preserve"> 📞 Hotline: </w:t>
       </w:r>
       <w:r>
         <w:rPr>
-          <w:b w:val="1"/>
-          <w:rtl w:val="0"/>
-        </w:rPr>
-        <w:t xml:space="preserve">0961 658 866</w:t>
-        <w:br w:type="textWrapping"/>
-      </w:r>
-      <w:r>
-        <w:rPr>
-          <w:rtl w:val="0"/>
-        </w:rPr>
+          <w:b/>
+        </w:rPr>
+        <w:t>0961 658 866</w:t>
+      </w:r>
+      <w:r>
+        <w:rPr>
+          <w:b/>
+        </w:rPr>
+        <w:br/>
+      </w:r>
+      <w:r>
         <w:t xml:space="preserve"> 🌐 Website:</w:t>
       </w:r>
+      <w:hyperlink r:id="rId5">
+        <w:r>
+          <w:t xml:space="preserve"> </w:t>
+        </w:r>
+      </w:hyperlink>
       <w:hyperlink r:id="rId6">
         <w:r>
           <w:rPr>
-            <w:rtl w:val="0"/>
+            <w:color w:val="1155CC"/>
+            <w:u w:val="single"/>
           </w:rPr>
-          <w:t xml:space="preserve"> </w:t>
+          <w:t>lahibeautycenter.com</w:t>
+        </w:r>
+        <w:r>
+          <w:rPr>
+            <w:color w:val="1155CC"/>
+            <w:u w:val="single"/>
+          </w:rPr>
+          <w:br/>
         </w:r>
       </w:hyperlink>
-      <w:hyperlink r:id="rId7">
-        <w:r>
-          <w:rPr>
-            <w:color w:val="1155cc"/>
-            <w:u w:val="single"/>
-            <w:rtl w:val="0"/>
-          </w:rPr>
-          <w:t xml:space="preserve">lahibeautycenter.com</w:t>
-          <w:br w:type="textWrapping"/>
-        </w:r>
-      </w:hyperlink>
-      <w:r>
-        <w:rPr>
-          <w:rtl w:val="0"/>
-        </w:rPr>
+      <w:r>
         <w:t xml:space="preserve"> 📧 Email: lahibeauty@gmail.com</w:t>
-        <w:br w:type="textWrapping"/>
+      </w:r>
+      <w:r>
+        <w:br/>
         <w:t xml:space="preserve"> 🏠 Địa chỉ: </w:t>
       </w:r>
       <w:r>
         <w:rPr>
-          <w:b w:val="1"/>
-          <w:rtl w:val="0"/>
-        </w:rPr>
-        <w:t xml:space="preserve">194 Nguyễn Văn Tuyết</w:t>
-      </w:r>
-    </w:p>
-    <w:p>
-      <w:pPr>
-        <w:spacing w:after="240" w:before="240" w:lineRule="auto"/>
-        <w:rPr>
-          <w:b w:val="1"/>
-        </w:rPr>
-      </w:pPr>
-      <w:r>
-        <w:rPr>
-          <w:rtl w:val="0"/>
-        </w:rPr>
+          <w:b/>
+        </w:rPr>
+        <w:t>194 Nguyễn Văn Tuyết</w:t>
+      </w:r>
+    </w:p>
+    <w:p>
+      <w:pPr>
+        <w:spacing w:before="240" w:after="240"/>
+        <w:rPr>
+          <w:b/>
+        </w:rPr>
+      </w:pPr>
+      <w:r>
         <w:t xml:space="preserve">👉 </w:t>
       </w:r>
       <w:r>
         <w:rPr>
-          <w:b w:val="1"/>
-          <w:rtl w:val="0"/>
-        </w:rPr>
-        <w:t xml:space="preserve">Trải nghiệm ngay dịch vụ Glass Skin Đa Tầng tại Lahi Beauty Center để sở hữu làn da căng bóng, trong suốt và trẻ trung như mơ!</w:t>
-      </w:r>
-    </w:p>
-    <w:p>
-      <w:pPr>
-        <w:rPr/>
-      </w:pPr>
-      <w:r>
-        <w:rPr>
-          <w:rtl w:val="0"/>
-        </w:rPr>
-      </w:r>
-    </w:p>
+          <w:b/>
+        </w:rPr>
+        <w:t>Trải nghiệm ngay dịch vụ Glass Skin Đa Tầng tại Lahi Beauty Center để sở hữu làn da căng bóng, trong suốt và trẻ trung như mơ!</w:t>
+      </w:r>
+    </w:p>
+    <w:p/>
     <w:sectPr>
-      <w:pgSz w:h="16834" w:w="11909" w:orient="portrait"/>
-      <w:pgMar w:bottom="1440" w:top="1440" w:left="1440" w:right="1440" w:header="720" w:footer="720"/>
+      <w:pgSz w:w="11909" w:h="16834"/>
+      <w:pgMar w:top="1440" w:right="1440" w:bottom="1440" w:left="1440" w:header="720" w:footer="720" w:gutter="0"/>
       <w:pgNumType w:start="1"/>
+      <w:cols w:space="720"/>
     </w:sectPr>
   </w:body>
 </w:document>
 </file>
 
 <file path=word/numbering.xml><?xml version="1.0" encoding="utf-8"?>
-<w:numbering xmlns:mc="http://schemas.openxmlformats.org/markup-compatibility/2006" xmlns:o="urn:schemas-microsoft-com:office:office" xmlns:r="http://schemas.openxmlformats.org/officeDocument/2006/relationships" xmlns:m="http://schemas.openxmlformats.org/officeDocument/2006/math" xmlns:v="urn:schemas-microsoft-com:vml" xmlns:wp="http://schemas.openxmlformats.org/drawingml/2006/wordprocessingDrawing" xmlns:w10="urn:schemas-microsoft-com:office:word" xmlns:w="http://schemas.openxmlformats.org/wordprocessingml/2006/main" xmlns:wne="http://schemas.microsoft.com/office/word/2006/wordml" xmlns:sl="http://schemas.openxmlformats.org/schemaLibrary/2006/main" xmlns:a="http://schemas.openxmlformats.org/drawingml/2006/main" xmlns:pic="http://schemas.openxmlformats.org/drawingml/2006/picture" xmlns:c="http://schemas.openxmlformats.org/drawingml/2006/chart" xmlns:lc="http://schemas.openxmlformats.org/drawingml/2006/lockedCanvas" xmlns:dgm="http://schemas.openxmlformats.org/drawingml/2006/diagram" xmlns:wps="http://schemas.microsoft.com/office/word/2010/wordprocessingShape" xmlns:wpg="http://schemas.microsoft.com/office/word/2010/wordprocessingGroup" xmlns:w14="http://schemas.microsoft.com/office/word/2010/wordml" xmlns:w15="http://schemas.microsoft.com/office/word/2012/wordml" xmlns:w16="http://schemas.microsoft.com/office/word/2018/wordml" xmlns:w16cex="http://schemas.microsoft.com/office/word/2018/wordml/cex" xmlns:w16cid="http://schemas.microsoft.com/office/word/2016/wordml/cid" xmlns="http://schemas.microsoft.com/office/tasks/2019/documenttasks" xmlns:cr="http://schemas.microsoft.com/office/comments/2020/reactions">
-  <w:abstractNum w:abstractNumId="1">
+<w:numbering xmlns:wpc="http://schemas.microsoft.com/office/word/2010/wordprocessingCanvas" xmlns:cx="http://schemas.microsoft.com/office/drawing/2014/chartex" xmlns:cx1="http://schemas.microsoft.com/office/drawing/2015/9/8/chartex" xmlns:cx2="http://schemas.microsoft.com/office/drawing/2015/10/21/chartex" xmlns:cx3="http://schemas.microsoft.com/office/drawing/2016/5/9/chartex" xmlns:cx4="http://schemas.microsoft.com/office/drawing/2016/5/10/chartex" xmlns:cx5="http://schemas.microsoft.com/office/drawing/2016/5/11/chartex" xmlns:cx6="http://schemas.microsoft.com/office/drawing/2016/5/12/chartex" xmlns:cx7="http://schemas.microsoft.com/office/drawing/2016/5/13/chartex" xmlns:cx8="http://schemas.microsoft.com/office/drawing/2016/5/14/chartex" xmlns:mc="http://schemas.openxmlformats.org/markup-compatibility/2006" xmlns:aink="http://schemas.microsoft.com/office/drawing/2016/ink" xmlns:am3d="http://schemas.microsoft.com/office/drawing/2017/model3d" xmlns:o="urn:schemas-microsoft-com:office:office" xmlns:oel="http://schemas.microsoft.com/office/2019/extlst" xmlns:r="http://schemas.openxmlformats.org/officeDocument/2006/relationships" xmlns:m="http://schemas.openxmlformats.org/officeDocument/2006/math" xmlns:v="urn:schemas-microsoft-com:vml" xmlns:wp14="http://schemas.microsoft.com/office/word/2010/wordprocessingDrawing" xmlns:wp="http://schemas.openxmlformats.org/drawingml/2006/wordprocessingDrawing" xmlns:w10="urn:schemas-microsoft-com:office:word" xmlns:w="http://schemas.openxmlformats.org/wordprocessingml/2006/main" xmlns:w14="http://schemas.microsoft.com/office/word/2010/wordml" xmlns:w15="http://schemas.microsoft.com/office/word/2012/wordml" xmlns:w16cex="http://schemas.microsoft.com/office/word/2018/wordml/cex" xmlns:w16cid="http://schemas.microsoft.com/office/word/2016/wordml/cid" xmlns:w16="http://schemas.microsoft.com/office/word/2018/wordml" xmlns:w16du="http://schemas.microsoft.com/office/word/2023/wordml/word16du" xmlns:w16sdtdh="http://schemas.microsoft.com/office/word/2020/wordml/sdtdatahash" xmlns:w16sdtfl="http://schemas.microsoft.com/office/word/2024/wordml/sdtformatlock" xmlns:w16se="http://schemas.microsoft.com/office/word/2015/wordml/symex" xmlns:wpg="http://schemas.microsoft.com/office/word/2010/wordprocessingGroup" xmlns:wpi="http://schemas.microsoft.com/office/word/2010/wordprocessingInk" xmlns:wne="http://schemas.microsoft.com/office/word/2006/wordml" xmlns:wps="http://schemas.microsoft.com/office/word/2010/wordprocessingShape" mc:Ignorable="w14 w15 w16se w16cid w16 w16cex w16sdtdh w16sdtfl w16du wp14">
+  <w:abstractNum w:abstractNumId="0" w15:restartNumberingAfterBreak="0">
+    <w:nsid w:val="244117DD"/>
+    <w:multiLevelType w:val="multilevel"/>
+    <w:tmpl w:val="3BB87390"/>
     <w:lvl w:ilvl="0">
       <w:start w:val="1"/>
       <w:numFmt w:val="bullet"/>
@@ -1166,7 +985,10 @@
       </w:rPr>
     </w:lvl>
   </w:abstractNum>
-  <w:abstractNum w:abstractNumId="2">
+  <w:abstractNum w:abstractNumId="1" w15:restartNumberingAfterBreak="0">
+    <w:nsid w:val="39E3715F"/>
+    <w:multiLevelType w:val="multilevel"/>
+    <w:tmpl w:val="41EA1884"/>
     <w:lvl w:ilvl="0">
       <w:start w:val="1"/>
       <w:numFmt w:val="bullet"/>
@@ -1276,7 +1098,10 @@
       </w:rPr>
     </w:lvl>
   </w:abstractNum>
-  <w:abstractNum w:abstractNumId="3">
+  <w:abstractNum w:abstractNumId="2" w15:restartNumberingAfterBreak="0">
+    <w:nsid w:val="5E552CB0"/>
+    <w:multiLevelType w:val="multilevel"/>
+    <w:tmpl w:val="E1A625F8"/>
     <w:lvl w:ilvl="0">
       <w:start w:val="1"/>
       <w:numFmt w:val="bullet"/>
@@ -1386,7 +1211,10 @@
       </w:rPr>
     </w:lvl>
   </w:abstractNum>
-  <w:abstractNum w:abstractNumId="4">
+  <w:abstractNum w:abstractNumId="3" w15:restartNumberingAfterBreak="0">
+    <w:nsid w:val="77606F95"/>
+    <w:multiLevelType w:val="multilevel"/>
+    <w:tmpl w:val="FE08353A"/>
     <w:lvl w:ilvl="0">
       <w:start w:val="1"/>
       <w:numFmt w:val="bullet"/>
@@ -1496,30 +1324,30 @@
       </w:rPr>
     </w:lvl>
   </w:abstractNum>
-  <w:num w:numId="1">
+  <w:num w:numId="1" w16cid:durableId="1779056977">
+    <w:abstractNumId w:val="2"/>
+  </w:num>
+  <w:num w:numId="2" w16cid:durableId="1125463427">
+    <w:abstractNumId w:val="0"/>
+  </w:num>
+  <w:num w:numId="3" w16cid:durableId="1761027609">
     <w:abstractNumId w:val="1"/>
   </w:num>
-  <w:num w:numId="2">
-    <w:abstractNumId w:val="2"/>
-  </w:num>
-  <w:num w:numId="3">
+  <w:num w:numId="4" w16cid:durableId="636183478">
     <w:abstractNumId w:val="3"/>
-  </w:num>
-  <w:num w:numId="4">
-    <w:abstractNumId w:val="4"/>
   </w:num>
 </w:numbering>
 </file>
 
 <file path=word/styles.xml><?xml version="1.0" encoding="utf-8"?>
-<w:styles xmlns:mc="http://schemas.openxmlformats.org/markup-compatibility/2006" xmlns:o="urn:schemas-microsoft-com:office:office" xmlns:r="http://schemas.openxmlformats.org/officeDocument/2006/relationships" xmlns:m="http://schemas.openxmlformats.org/officeDocument/2006/math" xmlns:v="urn:schemas-microsoft-com:vml" xmlns:wp="http://schemas.openxmlformats.org/drawingml/2006/wordprocessingDrawing" xmlns:w10="urn:schemas-microsoft-com:office:word" xmlns:w="http://schemas.openxmlformats.org/wordprocessingml/2006/main" xmlns:wne="http://schemas.microsoft.com/office/word/2006/wordml" xmlns:sl="http://schemas.openxmlformats.org/schemaLibrary/2006/main" xmlns:a="http://schemas.openxmlformats.org/drawingml/2006/main" xmlns:pic="http://schemas.openxmlformats.org/drawingml/2006/picture" xmlns:c="http://schemas.openxmlformats.org/drawingml/2006/chart" xmlns:lc="http://schemas.openxmlformats.org/drawingml/2006/lockedCanvas" xmlns:dgm="http://schemas.openxmlformats.org/drawingml/2006/diagram" xmlns:wps="http://schemas.microsoft.com/office/word/2010/wordprocessingShape" xmlns:wpg="http://schemas.microsoft.com/office/word/2010/wordprocessingGroup" xmlns:w14="http://schemas.microsoft.com/office/word/2010/wordml" xmlns:w15="http://schemas.microsoft.com/office/word/2012/wordml" xmlns:w16="http://schemas.microsoft.com/office/word/2018/wordml" xmlns:w16cex="http://schemas.microsoft.com/office/word/2018/wordml/cex" xmlns:w16cid="http://schemas.microsoft.com/office/word/2016/wordml/cid" xmlns="http://schemas.microsoft.com/office/tasks/2019/documenttasks" xmlns:cr="http://schemas.microsoft.com/office/comments/2020/reactions">
+<w:styles xmlns:mc="http://schemas.openxmlformats.org/markup-compatibility/2006" xmlns:r="http://schemas.openxmlformats.org/officeDocument/2006/relationships" xmlns:w="http://schemas.openxmlformats.org/wordprocessingml/2006/main" xmlns:w14="http://schemas.microsoft.com/office/word/2010/wordml" xmlns:w15="http://schemas.microsoft.com/office/word/2012/wordml" xmlns:w16cex="http://schemas.microsoft.com/office/word/2018/wordml/cex" xmlns:w16cid="http://schemas.microsoft.com/office/word/2016/wordml/cid" xmlns:w16="http://schemas.microsoft.com/office/word/2018/wordml" xmlns:w16du="http://schemas.microsoft.com/office/word/2023/wordml/word16du" xmlns:w16sdtdh="http://schemas.microsoft.com/office/word/2020/wordml/sdtdatahash" xmlns:w16sdtfl="http://schemas.microsoft.com/office/word/2024/wordml/sdtformatlock" xmlns:w16se="http://schemas.microsoft.com/office/word/2015/wordml/symex" mc:Ignorable="w14 w15 w16se w16cid w16 w16cex w16sdtdh w16sdtfl w16du">
   <w:docDefaults>
     <w:rPrDefault>
       <w:rPr>
-        <w:rFonts w:ascii="Arial" w:cs="Arial" w:eastAsia="Arial" w:hAnsi="Arial"/>
+        <w:rFonts w:ascii="Arial" w:eastAsia="Arial" w:hAnsi="Arial" w:cs="Arial"/>
         <w:sz w:val="22"/>
         <w:szCs w:val="22"/>
-        <w:lang w:val="vi"/>
+        <w:lang w:val="vi" w:eastAsia="en-US" w:bidi="ar-SA"/>
       </w:rPr>
     </w:rPrDefault>
     <w:pPrDefault>
@@ -1528,29 +1356,399 @@
       </w:pPr>
     </w:pPrDefault>
   </w:docDefaults>
-  <w:style w:type="table" w:styleId="TableNormal" w:default="1">
-    <w:name w:val="TableNormal"/>
-    <w:tblPr>
-      <w:tblCellMar>
-        <w:top w:w="100.0" w:type="dxa"/>
-        <w:left w:w="100.0" w:type="dxa"/>
-        <w:bottom w:w="100.0" w:type="dxa"/>
-        <w:right w:w="100.0" w:type="dxa"/>
-      </w:tblCellMar>
-    </w:tblPr>
-  </w:style>
-  <w:style w:type="paragraph" w:styleId="Normal" w:default="1">
-    <w:name w:val="normal"/>
+  <w:latentStyles w:defLockedState="0" w:defUIPriority="99" w:defSemiHidden="0" w:defUnhideWhenUsed="0" w:defQFormat="0" w:count="376">
+    <w:lsdException w:name="Normal" w:uiPriority="0" w:qFormat="1"/>
+    <w:lsdException w:name="heading 1" w:uiPriority="9" w:qFormat="1"/>
+    <w:lsdException w:name="heading 2" w:semiHidden="1" w:uiPriority="9" w:unhideWhenUsed="1" w:qFormat="1"/>
+    <w:lsdException w:name="heading 3" w:semiHidden="1" w:uiPriority="9" w:unhideWhenUsed="1" w:qFormat="1"/>
+    <w:lsdException w:name="heading 4" w:semiHidden="1" w:uiPriority="9" w:unhideWhenUsed="1" w:qFormat="1"/>
+    <w:lsdException w:name="heading 5" w:semiHidden="1" w:uiPriority="9" w:unhideWhenUsed="1" w:qFormat="1"/>
+    <w:lsdException w:name="heading 6" w:semiHidden="1" w:uiPriority="9" w:unhideWhenUsed="1" w:qFormat="1"/>
+    <w:lsdException w:name="heading 7" w:semiHidden="1" w:uiPriority="9" w:unhideWhenUsed="1" w:qFormat="1"/>
+    <w:lsdException w:name="heading 8" w:semiHidden="1" w:uiPriority="9" w:unhideWhenUsed="1" w:qFormat="1"/>
+    <w:lsdException w:name="heading 9" w:semiHidden="1" w:uiPriority="9" w:unhideWhenUsed="1" w:qFormat="1"/>
+    <w:lsdException w:name="index 1" w:semiHidden="1" w:unhideWhenUsed="1"/>
+    <w:lsdException w:name="index 2" w:semiHidden="1" w:unhideWhenUsed="1"/>
+    <w:lsdException w:name="index 3" w:semiHidden="1" w:unhideWhenUsed="1"/>
+    <w:lsdException w:name="index 4" w:semiHidden="1" w:unhideWhenUsed="1"/>
+    <w:lsdException w:name="index 5" w:semiHidden="1" w:unhideWhenUsed="1"/>
+    <w:lsdException w:name="index 6" w:semiHidden="1" w:unhideWhenUsed="1"/>
+    <w:lsdException w:name="index 7" w:semiHidden="1" w:unhideWhenUsed="1"/>
+    <w:lsdException w:name="index 8" w:semiHidden="1" w:unhideWhenUsed="1"/>
+    <w:lsdException w:name="index 9" w:semiHidden="1" w:unhideWhenUsed="1"/>
+    <w:lsdException w:name="toc 1" w:semiHidden="1" w:uiPriority="39" w:unhideWhenUsed="1"/>
+    <w:lsdException w:name="toc 2" w:semiHidden="1" w:uiPriority="39" w:unhideWhenUsed="1"/>
+    <w:lsdException w:name="toc 3" w:semiHidden="1" w:uiPriority="39" w:unhideWhenUsed="1"/>
+    <w:lsdException w:name="toc 4" w:semiHidden="1" w:uiPriority="39" w:unhideWhenUsed="1"/>
+    <w:lsdException w:name="toc 5" w:semiHidden="1" w:uiPriority="39" w:unhideWhenUsed="1"/>
+    <w:lsdException w:name="toc 6" w:semiHidden="1" w:uiPriority="39" w:unhideWhenUsed="1"/>
+    <w:lsdException w:name="toc 7" w:semiHidden="1" w:uiPriority="39" w:unhideWhenUsed="1"/>
+    <w:lsdException w:name="toc 8" w:semiHidden="1" w:uiPriority="39" w:unhideWhenUsed="1"/>
+    <w:lsdException w:name="toc 9" w:semiHidden="1" w:uiPriority="39" w:unhideWhenUsed="1"/>
+    <w:lsdException w:name="Normal Indent" w:semiHidden="1" w:unhideWhenUsed="1"/>
+    <w:lsdException w:name="footnote text" w:semiHidden="1" w:unhideWhenUsed="1"/>
+    <w:lsdException w:name="annotation text" w:semiHidden="1" w:unhideWhenUsed="1"/>
+    <w:lsdException w:name="header" w:semiHidden="1" w:unhideWhenUsed="1"/>
+    <w:lsdException w:name="footer" w:semiHidden="1" w:unhideWhenUsed="1"/>
+    <w:lsdException w:name="index heading" w:semiHidden="1" w:unhideWhenUsed="1"/>
+    <w:lsdException w:name="caption" w:semiHidden="1" w:uiPriority="35" w:unhideWhenUsed="1" w:qFormat="1"/>
+    <w:lsdException w:name="table of figures" w:semiHidden="1" w:unhideWhenUsed="1"/>
+    <w:lsdException w:name="envelope address" w:semiHidden="1" w:unhideWhenUsed="1"/>
+    <w:lsdException w:name="envelope return" w:semiHidden="1" w:unhideWhenUsed="1"/>
+    <w:lsdException w:name="footnote reference" w:semiHidden="1" w:unhideWhenUsed="1"/>
+    <w:lsdException w:name="annotation reference" w:semiHidden="1" w:unhideWhenUsed="1"/>
+    <w:lsdException w:name="line number" w:semiHidden="1" w:unhideWhenUsed="1"/>
+    <w:lsdException w:name="page number" w:semiHidden="1" w:unhideWhenUsed="1"/>
+    <w:lsdException w:name="endnote reference" w:semiHidden="1" w:unhideWhenUsed="1"/>
+    <w:lsdException w:name="endnote text" w:semiHidden="1" w:unhideWhenUsed="1"/>
+    <w:lsdException w:name="table of authorities" w:semiHidden="1" w:unhideWhenUsed="1"/>
+    <w:lsdException w:name="macro" w:semiHidden="1" w:unhideWhenUsed="1"/>
+    <w:lsdException w:name="toa heading" w:semiHidden="1" w:unhideWhenUsed="1"/>
+    <w:lsdException w:name="List" w:semiHidden="1" w:unhideWhenUsed="1"/>
+    <w:lsdException w:name="List Bullet" w:semiHidden="1" w:unhideWhenUsed="1"/>
+    <w:lsdException w:name="List Number" w:semiHidden="1" w:unhideWhenUsed="1"/>
+    <w:lsdException w:name="List 2" w:semiHidden="1" w:unhideWhenUsed="1"/>
+    <w:lsdException w:name="List 3" w:semiHidden="1" w:unhideWhenUsed="1"/>
+    <w:lsdException w:name="List 4" w:semiHidden="1" w:unhideWhenUsed="1"/>
+    <w:lsdException w:name="List 5" w:semiHidden="1" w:unhideWhenUsed="1"/>
+    <w:lsdException w:name="List Bullet 2" w:semiHidden="1" w:unhideWhenUsed="1"/>
+    <w:lsdException w:name="List Bullet 3" w:semiHidden="1" w:unhideWhenUsed="1"/>
+    <w:lsdException w:name="List Bullet 4" w:semiHidden="1" w:unhideWhenUsed="1"/>
+    <w:lsdException w:name="List Bullet 5" w:semiHidden="1" w:unhideWhenUsed="1"/>
+    <w:lsdException w:name="List Number 2" w:semiHidden="1" w:unhideWhenUsed="1"/>
+    <w:lsdException w:name="List Number 3" w:semiHidden="1" w:unhideWhenUsed="1"/>
+    <w:lsdException w:name="List Number 4" w:semiHidden="1" w:unhideWhenUsed="1"/>
+    <w:lsdException w:name="List Number 5" w:semiHidden="1" w:unhideWhenUsed="1"/>
+    <w:lsdException w:name="Title" w:uiPriority="10" w:qFormat="1"/>
+    <w:lsdException w:name="Closing" w:semiHidden="1" w:unhideWhenUsed="1"/>
+    <w:lsdException w:name="Signature" w:semiHidden="1" w:unhideWhenUsed="1"/>
+    <w:lsdException w:name="Default Paragraph Font" w:semiHidden="1" w:uiPriority="1" w:unhideWhenUsed="1"/>
+    <w:lsdException w:name="Body Text" w:semiHidden="1" w:unhideWhenUsed="1"/>
+    <w:lsdException w:name="Body Text Indent" w:semiHidden="1" w:unhideWhenUsed="1"/>
+    <w:lsdException w:name="List Continue" w:semiHidden="1" w:unhideWhenUsed="1"/>
+    <w:lsdException w:name="List Continue 2" w:semiHidden="1" w:unhideWhenUsed="1"/>
+    <w:lsdException w:name="List Continue 3" w:semiHidden="1" w:unhideWhenUsed="1"/>
+    <w:lsdException w:name="List Continue 4" w:semiHidden="1" w:unhideWhenUsed="1"/>
+    <w:lsdException w:name="List Continue 5" w:semiHidden="1" w:unhideWhenUsed="1"/>
+    <w:lsdException w:name="Message Header" w:semiHidden="1" w:unhideWhenUsed="1"/>
+    <w:lsdException w:name="Subtitle" w:uiPriority="11" w:qFormat="1"/>
+    <w:lsdException w:name="Salutation" w:semiHidden="1" w:unhideWhenUsed="1"/>
+    <w:lsdException w:name="Date" w:semiHidden="1" w:unhideWhenUsed="1"/>
+    <w:lsdException w:name="Body Text First Indent" w:semiHidden="1" w:unhideWhenUsed="1"/>
+    <w:lsdException w:name="Body Text First Indent 2" w:semiHidden="1" w:unhideWhenUsed="1"/>
+    <w:lsdException w:name="Note Heading" w:semiHidden="1" w:unhideWhenUsed="1"/>
+    <w:lsdException w:name="Body Text 2" w:semiHidden="1" w:unhideWhenUsed="1"/>
+    <w:lsdException w:name="Body Text 3" w:semiHidden="1" w:unhideWhenUsed="1"/>
+    <w:lsdException w:name="Body Text Indent 2" w:semiHidden="1" w:unhideWhenUsed="1"/>
+    <w:lsdException w:name="Body Text Indent 3" w:semiHidden="1" w:unhideWhenUsed="1"/>
+    <w:lsdException w:name="Block Text" w:semiHidden="1" w:unhideWhenUsed="1"/>
+    <w:lsdException w:name="Hyperlink" w:semiHidden="1" w:unhideWhenUsed="1"/>
+    <w:lsdException w:name="FollowedHyperlink" w:semiHidden="1" w:unhideWhenUsed="1"/>
+    <w:lsdException w:name="Strong" w:uiPriority="22" w:qFormat="1"/>
+    <w:lsdException w:name="Emphasis" w:uiPriority="20" w:qFormat="1"/>
+    <w:lsdException w:name="Document Map" w:semiHidden="1" w:unhideWhenUsed="1"/>
+    <w:lsdException w:name="Plain Text" w:semiHidden="1" w:unhideWhenUsed="1"/>
+    <w:lsdException w:name="E-mail Signature" w:semiHidden="1" w:unhideWhenUsed="1"/>
+    <w:lsdException w:name="HTML Top of Form" w:semiHidden="1" w:unhideWhenUsed="1"/>
+    <w:lsdException w:name="HTML Bottom of Form" w:semiHidden="1" w:unhideWhenUsed="1"/>
+    <w:lsdException w:name="Normal (Web)" w:semiHidden="1" w:unhideWhenUsed="1"/>
+    <w:lsdException w:name="HTML Acronym" w:semiHidden="1" w:unhideWhenUsed="1"/>
+    <w:lsdException w:name="HTML Address" w:semiHidden="1" w:unhideWhenUsed="1"/>
+    <w:lsdException w:name="HTML Cite" w:semiHidden="1" w:unhideWhenUsed="1"/>
+    <w:lsdException w:name="HTML Code" w:semiHidden="1" w:unhideWhenUsed="1"/>
+    <w:lsdException w:name="HTML Definition" w:semiHidden="1" w:unhideWhenUsed="1"/>
+    <w:lsdException w:name="HTML Keyboard" w:semiHidden="1" w:unhideWhenUsed="1"/>
+    <w:lsdException w:name="HTML Preformatted" w:semiHidden="1" w:unhideWhenUsed="1"/>
+    <w:lsdException w:name="HTML Sample" w:semiHidden="1" w:unhideWhenUsed="1"/>
+    <w:lsdException w:name="HTML Typewriter" w:semiHidden="1" w:unhideWhenUsed="1"/>
+    <w:lsdException w:name="HTML Variable" w:semiHidden="1" w:unhideWhenUsed="1"/>
+    <w:lsdException w:name="Normal Table" w:semiHidden="1" w:unhideWhenUsed="1"/>
+    <w:lsdException w:name="annotation subject" w:semiHidden="1" w:unhideWhenUsed="1"/>
+    <w:lsdException w:name="No List" w:semiHidden="1" w:unhideWhenUsed="1"/>
+    <w:lsdException w:name="Outline List 1" w:semiHidden="1" w:unhideWhenUsed="1"/>
+    <w:lsdException w:name="Outline List 2" w:semiHidden="1" w:unhideWhenUsed="1"/>
+    <w:lsdException w:name="Outline List 3" w:semiHidden="1" w:unhideWhenUsed="1"/>
+    <w:lsdException w:name="Table Simple 1" w:semiHidden="1" w:unhideWhenUsed="1"/>
+    <w:lsdException w:name="Table Simple 2" w:semiHidden="1" w:unhideWhenUsed="1"/>
+    <w:lsdException w:name="Table Simple 3" w:semiHidden="1" w:unhideWhenUsed="1"/>
+    <w:lsdException w:name="Table Classic 1" w:semiHidden="1" w:unhideWhenUsed="1"/>
+    <w:lsdException w:name="Table Classic 2" w:semiHidden="1" w:unhideWhenUsed="1"/>
+    <w:lsdException w:name="Table Classic 3" w:semiHidden="1" w:unhideWhenUsed="1"/>
+    <w:lsdException w:name="Table Classic 4" w:semiHidden="1" w:unhideWhenUsed="1"/>
+    <w:lsdException w:name="Table Colorful 1" w:semiHidden="1" w:unhideWhenUsed="1"/>
+    <w:lsdException w:name="Table Colorful 2" w:semiHidden="1" w:unhideWhenUsed="1"/>
+    <w:lsdException w:name="Table Colorful 3" w:semiHidden="1" w:unhideWhenUsed="1"/>
+    <w:lsdException w:name="Table Columns 1" w:semiHidden="1" w:unhideWhenUsed="1"/>
+    <w:lsdException w:name="Table Columns 2" w:semiHidden="1" w:unhideWhenUsed="1"/>
+    <w:lsdException w:name="Table Columns 3" w:semiHidden="1" w:unhideWhenUsed="1"/>
+    <w:lsdException w:name="Table Columns 4" w:semiHidden="1" w:unhideWhenUsed="1"/>
+    <w:lsdException w:name="Table Columns 5" w:semiHidden="1" w:unhideWhenUsed="1"/>
+    <w:lsdException w:name="Table Grid 1" w:semiHidden="1" w:unhideWhenUsed="1"/>
+    <w:lsdException w:name="Table Grid 2" w:semiHidden="1" w:unhideWhenUsed="1"/>
+    <w:lsdException w:name="Table Grid 3" w:semiHidden="1" w:unhideWhenUsed="1"/>
+    <w:lsdException w:name="Table Grid 4" w:semiHidden="1" w:unhideWhenUsed="1"/>
+    <w:lsdException w:name="Table Grid 5" w:semiHidden="1" w:unhideWhenUsed="1"/>
+    <w:lsdException w:name="Table Grid 6" w:semiHidden="1" w:unhideWhenUsed="1"/>
+    <w:lsdException w:name="Table Grid 7" w:semiHidden="1" w:unhideWhenUsed="1"/>
+    <w:lsdException w:name="Table Grid 8" w:semiHidden="1" w:unhideWhenUsed="1"/>
+    <w:lsdException w:name="Table List 1" w:semiHidden="1" w:unhideWhenUsed="1"/>
+    <w:lsdException w:name="Table List 2" w:semiHidden="1" w:unhideWhenUsed="1"/>
+    <w:lsdException w:name="Table List 3" w:semiHidden="1" w:unhideWhenUsed="1"/>
+    <w:lsdException w:name="Table List 4" w:semiHidden="1" w:unhideWhenUsed="1"/>
+    <w:lsdException w:name="Table List 5" w:semiHidden="1" w:unhideWhenUsed="1"/>
+    <w:lsdException w:name="Table List 6" w:semiHidden="1" w:unhideWhenUsed="1"/>
+    <w:lsdException w:name="Table List 7" w:semiHidden="1" w:unhideWhenUsed="1"/>
+    <w:lsdException w:name="Table List 8" w:semiHidden="1" w:unhideWhenUsed="1"/>
+    <w:lsdException w:name="Table 3D effects 1" w:semiHidden="1" w:unhideWhenUsed="1"/>
+    <w:lsdException w:name="Table 3D effects 2" w:semiHidden="1" w:unhideWhenUsed="1"/>
+    <w:lsdException w:name="Table 3D effects 3" w:semiHidden="1" w:unhideWhenUsed="1"/>
+    <w:lsdException w:name="Table Contemporary" w:semiHidden="1" w:unhideWhenUsed="1"/>
+    <w:lsdException w:name="Table Elegant" w:semiHidden="1" w:unhideWhenUsed="1"/>
+    <w:lsdException w:name="Table Professional" w:semiHidden="1" w:unhideWhenUsed="1"/>
+    <w:lsdException w:name="Table Subtle 1" w:semiHidden="1" w:unhideWhenUsed="1"/>
+    <w:lsdException w:name="Table Subtle 2" w:semiHidden="1" w:unhideWhenUsed="1"/>
+    <w:lsdException w:name="Table Web 1" w:semiHidden="1" w:unhideWhenUsed="1"/>
+    <w:lsdException w:name="Table Web 2" w:semiHidden="1" w:unhideWhenUsed="1"/>
+    <w:lsdException w:name="Table Web 3" w:semiHidden="1" w:unhideWhenUsed="1"/>
+    <w:lsdException w:name="Balloon Text" w:semiHidden="1" w:unhideWhenUsed="1"/>
+    <w:lsdException w:name="Table Grid" w:uiPriority="39"/>
+    <w:lsdException w:name="Table Theme" w:semiHidden="1" w:unhideWhenUsed="1"/>
+    <w:lsdException w:name="Placeholder Text" w:semiHidden="1"/>
+    <w:lsdException w:name="No Spacing" w:uiPriority="1" w:qFormat="1"/>
+    <w:lsdException w:name="Light Shading" w:uiPriority="60"/>
+    <w:lsdException w:name="Light List" w:uiPriority="61"/>
+    <w:lsdException w:name="Light Grid" w:uiPriority="62"/>
+    <w:lsdException w:name="Medium Shading 1" w:uiPriority="63"/>
+    <w:lsdException w:name="Medium Shading 2" w:uiPriority="64"/>
+    <w:lsdException w:name="Medium List 1" w:uiPriority="65"/>
+    <w:lsdException w:name="Medium List 2" w:uiPriority="66"/>
+    <w:lsdException w:name="Medium Grid 1" w:uiPriority="67"/>
+    <w:lsdException w:name="Medium Grid 2" w:uiPriority="68"/>
+    <w:lsdException w:name="Medium Grid 3" w:uiPriority="69"/>
+    <w:lsdException w:name="Dark List" w:uiPriority="70"/>
+    <w:lsdException w:name="Colorful Shading" w:uiPriority="71"/>
+    <w:lsdException w:name="Colorful List" w:uiPriority="72"/>
+    <w:lsdException w:name="Colorful Grid" w:uiPriority="73"/>
+    <w:lsdException w:name="Light Shading Accent 1" w:uiPriority="60"/>
+    <w:lsdException w:name="Light List Accent 1" w:uiPriority="61"/>
+    <w:lsdException w:name="Light Grid Accent 1" w:uiPriority="62"/>
+    <w:lsdException w:name="Medium Shading 1 Accent 1" w:uiPriority="63"/>
+    <w:lsdException w:name="Medium Shading 2 Accent 1" w:uiPriority="64"/>
+    <w:lsdException w:name="Medium List 1 Accent 1" w:uiPriority="65"/>
+    <w:lsdException w:name="Revision" w:semiHidden="1"/>
+    <w:lsdException w:name="List Paragraph" w:uiPriority="34" w:qFormat="1"/>
+    <w:lsdException w:name="Quote" w:uiPriority="29" w:qFormat="1"/>
+    <w:lsdException w:name="Intense Quote" w:uiPriority="30" w:qFormat="1"/>
+    <w:lsdException w:name="Medium List 2 Accent 1" w:uiPriority="66"/>
+    <w:lsdException w:name="Medium Grid 1 Accent 1" w:uiPriority="67"/>
+    <w:lsdException w:name="Medium Grid 2 Accent 1" w:uiPriority="68"/>
+    <w:lsdException w:name="Medium Grid 3 Accent 1" w:uiPriority="69"/>
+    <w:lsdException w:name="Dark List Accent 1" w:uiPriority="70"/>
+    <w:lsdException w:name="Colorful Shading Accent 1" w:uiPriority="71"/>
+    <w:lsdException w:name="Colorful List Accent 1" w:uiPriority="72"/>
+    <w:lsdException w:name="Colorful Grid Accent 1" w:uiPriority="73"/>
+    <w:lsdException w:name="Light Shading Accent 2" w:uiPriority="60"/>
+    <w:lsdException w:name="Light List Accent 2" w:uiPriority="61"/>
+    <w:lsdException w:name="Light Grid Accent 2" w:uiPriority="62"/>
+    <w:lsdException w:name="Medium Shading 1 Accent 2" w:uiPriority="63"/>
+    <w:lsdException w:name="Medium Shading 2 Accent 2" w:uiPriority="64"/>
+    <w:lsdException w:name="Medium List 1 Accent 2" w:uiPriority="65"/>
+    <w:lsdException w:name="Medium List 2 Accent 2" w:uiPriority="66"/>
+    <w:lsdException w:name="Medium Grid 1 Accent 2" w:uiPriority="67"/>
+    <w:lsdException w:name="Medium Grid 2 Accent 2" w:uiPriority="68"/>
+    <w:lsdException w:name="Medium Grid 3 Accent 2" w:uiPriority="69"/>
+    <w:lsdException w:name="Dark List Accent 2" w:uiPriority="70"/>
+    <w:lsdException w:name="Colorful Shading Accent 2" w:uiPriority="71"/>
+    <w:lsdException w:name="Colorful List Accent 2" w:uiPriority="72"/>
+    <w:lsdException w:name="Colorful Grid Accent 2" w:uiPriority="73"/>
+    <w:lsdException w:name="Light Shading Accent 3" w:uiPriority="60"/>
+    <w:lsdException w:name="Light List Accent 3" w:uiPriority="61"/>
+    <w:lsdException w:name="Light Grid Accent 3" w:uiPriority="62"/>
+    <w:lsdException w:name="Medium Shading 1 Accent 3" w:uiPriority="63"/>
+    <w:lsdException w:name="Medium Shading 2 Accent 3" w:uiPriority="64"/>
+    <w:lsdException w:name="Medium List 1 Accent 3" w:uiPriority="65"/>
+    <w:lsdException w:name="Medium List 2 Accent 3" w:uiPriority="66"/>
+    <w:lsdException w:name="Medium Grid 1 Accent 3" w:uiPriority="67"/>
+    <w:lsdException w:name="Medium Grid 2 Accent 3" w:uiPriority="68"/>
+    <w:lsdException w:name="Medium Grid 3 Accent 3" w:uiPriority="69"/>
+    <w:lsdException w:name="Dark List Accent 3" w:uiPriority="70"/>
+    <w:lsdException w:name="Colorful Shading Accent 3" w:uiPriority="71"/>
+    <w:lsdException w:name="Colorful List Accent 3" w:uiPriority="72"/>
+    <w:lsdException w:name="Colorful Grid Accent 3" w:uiPriority="73"/>
+    <w:lsdException w:name="Light Shading Accent 4" w:uiPriority="60"/>
+    <w:lsdException w:name="Light List Accent 4" w:uiPriority="61"/>
+    <w:lsdException w:name="Light Grid Accent 4" w:uiPriority="62"/>
+    <w:lsdException w:name="Medium Shading 1 Accent 4" w:uiPriority="63"/>
+    <w:lsdException w:name="Medium Shading 2 Accent 4" w:uiPriority="64"/>
+    <w:lsdException w:name="Medium List 1 Accent 4" w:uiPriority="65"/>
+    <w:lsdException w:name="Medium List 2 Accent 4" w:uiPriority="66"/>
+    <w:lsdException w:name="Medium Grid 1 Accent 4" w:uiPriority="67"/>
+    <w:lsdException w:name="Medium Grid 2 Accent 4" w:uiPriority="68"/>
+    <w:lsdException w:name="Medium Grid 3 Accent 4" w:uiPriority="69"/>
+    <w:lsdException w:name="Dark List Accent 4" w:uiPriority="70"/>
+    <w:lsdException w:name="Colorful Shading Accent 4" w:uiPriority="71"/>
+    <w:lsdException w:name="Colorful List Accent 4" w:uiPriority="72"/>
+    <w:lsdException w:name="Colorful Grid Accent 4" w:uiPriority="73"/>
+    <w:lsdException w:name="Light Shading Accent 5" w:uiPriority="60"/>
+    <w:lsdException w:name="Light List Accent 5" w:uiPriority="61"/>
+    <w:lsdException w:name="Light Grid Accent 5" w:uiPriority="62"/>
+    <w:lsdException w:name="Medium Shading 1 Accent 5" w:uiPriority="63"/>
+    <w:lsdException w:name="Medium Shading 2 Accent 5" w:uiPriority="64"/>
+    <w:lsdException w:name="Medium List 1 Accent 5" w:uiPriority="65"/>
+    <w:lsdException w:name="Medium List 2 Accent 5" w:uiPriority="66"/>
+    <w:lsdException w:name="Medium Grid 1 Accent 5" w:uiPriority="67"/>
+    <w:lsdException w:name="Medium Grid 2 Accent 5" w:uiPriority="68"/>
+    <w:lsdException w:name="Medium Grid 3 Accent 5" w:uiPriority="69"/>
+    <w:lsdException w:name="Dark List Accent 5" w:uiPriority="70"/>
+    <w:lsdException w:name="Colorful Shading Accent 5" w:uiPriority="71"/>
+    <w:lsdException w:name="Colorful List Accent 5" w:uiPriority="72"/>
+    <w:lsdException w:name="Colorful Grid Accent 5" w:uiPriority="73"/>
+    <w:lsdException w:name="Light Shading Accent 6" w:uiPriority="60"/>
+    <w:lsdException w:name="Light List Accent 6" w:uiPriority="61"/>
+    <w:lsdException w:name="Light Grid Accent 6" w:uiPriority="62"/>
+    <w:lsdException w:name="Medium Shading 1 Accent 6" w:uiPriority="63"/>
+    <w:lsdException w:name="Medium Shading 2 Accent 6" w:uiPriority="64"/>
+    <w:lsdException w:name="Medium List 1 Accent 6" w:uiPriority="65"/>
+    <w:lsdException w:name="Medium List 2 Accent 6" w:uiPriority="66"/>
+    <w:lsdException w:name="Medium Grid 1 Accent 6" w:uiPriority="67"/>
+    <w:lsdException w:name="Medium Grid 2 Accent 6" w:uiPriority="68"/>
+    <w:lsdException w:name="Medium Grid 3 Accent 6" w:uiPriority="69"/>
+    <w:lsdException w:name="Dark List Accent 6" w:uiPriority="70"/>
+    <w:lsdException w:name="Colorful Shading Accent 6" w:uiPriority="71"/>
+    <w:lsdException w:name="Colorful List Accent 6" w:uiPriority="72"/>
+    <w:lsdException w:name="Colorful Grid Accent 6" w:uiPriority="73"/>
+    <w:lsdException w:name="Subtle Emphasis" w:uiPriority="19" w:qFormat="1"/>
+    <w:lsdException w:name="Intense Emphasis" w:uiPriority="21" w:qFormat="1"/>
+    <w:lsdException w:name="Subtle Reference" w:uiPriority="31" w:qFormat="1"/>
+    <w:lsdException w:name="Intense Reference" w:uiPriority="32" w:qFormat="1"/>
+    <w:lsdException w:name="Book Title" w:uiPriority="33" w:qFormat="1"/>
+    <w:lsdException w:name="Bibliography" w:semiHidden="1" w:uiPriority="37" w:unhideWhenUsed="1"/>
+    <w:lsdException w:name="TOC Heading" w:semiHidden="1" w:uiPriority="39" w:unhideWhenUsed="1" w:qFormat="1"/>
+    <w:lsdException w:name="Plain Table 1" w:uiPriority="41"/>
+    <w:lsdException w:name="Plain Table 2" w:uiPriority="42"/>
+    <w:lsdException w:name="Plain Table 3" w:uiPriority="43"/>
+    <w:lsdException w:name="Plain Table 4" w:uiPriority="44"/>
+    <w:lsdException w:name="Plain Table 5" w:uiPriority="45"/>
+    <w:lsdException w:name="Grid Table Light" w:uiPriority="40"/>
+    <w:lsdException w:name="Grid Table 1 Light" w:uiPriority="46"/>
+    <w:lsdException w:name="Grid Table 2" w:uiPriority="47"/>
+    <w:lsdException w:name="Grid Table 3" w:uiPriority="48"/>
+    <w:lsdException w:name="Grid Table 4" w:uiPriority="49"/>
+    <w:lsdException w:name="Grid Table 5 Dark" w:uiPriority="50"/>
+    <w:lsdException w:name="Grid Table 6 Colorful" w:uiPriority="51"/>
+    <w:lsdException w:name="Grid Table 7 Colorful" w:uiPriority="52"/>
+    <w:lsdException w:name="Grid Table 1 Light Accent 1" w:uiPriority="46"/>
+    <w:lsdException w:name="Grid Table 2 Accent 1" w:uiPriority="47"/>
+    <w:lsdException w:name="Grid Table 3 Accent 1" w:uiPriority="48"/>
+    <w:lsdException w:name="Grid Table 4 Accent 1" w:uiPriority="49"/>
+    <w:lsdException w:name="Grid Table 5 Dark Accent 1" w:uiPriority="50"/>
+    <w:lsdException w:name="Grid Table 6 Colorful Accent 1" w:uiPriority="51"/>
+    <w:lsdException w:name="Grid Table 7 Colorful Accent 1" w:uiPriority="52"/>
+    <w:lsdException w:name="Grid Table 1 Light Accent 2" w:uiPriority="46"/>
+    <w:lsdException w:name="Grid Table 2 Accent 2" w:uiPriority="47"/>
+    <w:lsdException w:name="Grid Table 3 Accent 2" w:uiPriority="48"/>
+    <w:lsdException w:name="Grid Table 4 Accent 2" w:uiPriority="49"/>
+    <w:lsdException w:name="Grid Table 5 Dark Accent 2" w:uiPriority="50"/>
+    <w:lsdException w:name="Grid Table 6 Colorful Accent 2" w:uiPriority="51"/>
+    <w:lsdException w:name="Grid Table 7 Colorful Accent 2" w:uiPriority="52"/>
+    <w:lsdException w:name="Grid Table 1 Light Accent 3" w:uiPriority="46"/>
+    <w:lsdException w:name="Grid Table 2 Accent 3" w:uiPriority="47"/>
+    <w:lsdException w:name="Grid Table 3 Accent 3" w:uiPriority="48"/>
+    <w:lsdException w:name="Grid Table 4 Accent 3" w:uiPriority="49"/>
+    <w:lsdException w:name="Grid Table 5 Dark Accent 3" w:uiPriority="50"/>
+    <w:lsdException w:name="Grid Table 6 Colorful Accent 3" w:uiPriority="51"/>
+    <w:lsdException w:name="Grid Table 7 Colorful Accent 3" w:uiPriority="52"/>
+    <w:lsdException w:name="Grid Table 1 Light Accent 4" w:uiPriority="46"/>
+    <w:lsdException w:name="Grid Table 2 Accent 4" w:uiPriority="47"/>
+    <w:lsdException w:name="Grid Table 3 Accent 4" w:uiPriority="48"/>
+    <w:lsdException w:name="Grid Table 4 Accent 4" w:uiPriority="49"/>
+    <w:lsdException w:name="Grid Table 5 Dark Accent 4" w:uiPriority="50"/>
+    <w:lsdException w:name="Grid Table 6 Colorful Accent 4" w:uiPriority="51"/>
+    <w:lsdException w:name="Grid Table 7 Colorful Accent 4" w:uiPriority="52"/>
+    <w:lsdException w:name="Grid Table 1 Light Accent 5" w:uiPriority="46"/>
+    <w:lsdException w:name="Grid Table 2 Accent 5" w:uiPriority="47"/>
+    <w:lsdException w:name="Grid Table 3 Accent 5" w:uiPriority="48"/>
+    <w:lsdException w:name="Grid Table 4 Accent 5" w:uiPriority="49"/>
+    <w:lsdException w:name="Grid Table 5 Dark Accent 5" w:uiPriority="50"/>
+    <w:lsdException w:name="Grid Table 6 Colorful Accent 5" w:uiPriority="51"/>
+    <w:lsdException w:name="Grid Table 7 Colorful Accent 5" w:uiPriority="52"/>
+    <w:lsdException w:name="Grid Table 1 Light Accent 6" w:uiPriority="46"/>
+    <w:lsdException w:name="Grid Table 2 Accent 6" w:uiPriority="47"/>
+    <w:lsdException w:name="Grid Table 3 Accent 6" w:uiPriority="48"/>
+    <w:lsdException w:name="Grid Table 4 Accent 6" w:uiPriority="49"/>
+    <w:lsdException w:name="Grid Table 5 Dark Accent 6" w:uiPriority="50"/>
+    <w:lsdException w:name="Grid Table 6 Colorful Accent 6" w:uiPriority="51"/>
+    <w:lsdException w:name="Grid Table 7 Colorful Accent 6" w:uiPriority="52"/>
+    <w:lsdException w:name="List Table 1 Light" w:uiPriority="46"/>
+    <w:lsdException w:name="List Table 2" w:uiPriority="47"/>
+    <w:lsdException w:name="List Table 3" w:uiPriority="48"/>
+    <w:lsdException w:name="List Table 4" w:uiPriority="49"/>
+    <w:lsdException w:name="List Table 5 Dark" w:uiPriority="50"/>
+    <w:lsdException w:name="List Table 6 Colorful" w:uiPriority="51"/>
+    <w:lsdException w:name="List Table 7 Colorful" w:uiPriority="52"/>
+    <w:lsdException w:name="List Table 1 Light Accent 1" w:uiPriority="46"/>
+    <w:lsdException w:name="List Table 2 Accent 1" w:uiPriority="47"/>
+    <w:lsdException w:name="List Table 3 Accent 1" w:uiPriority="48"/>
+    <w:lsdException w:name="List Table 4 Accent 1" w:uiPriority="49"/>
+    <w:lsdException w:name="List Table 5 Dark Accent 1" w:uiPriority="50"/>
+    <w:lsdException w:name="List Table 6 Colorful Accent 1" w:uiPriority="51"/>
+    <w:lsdException w:name="List Table 7 Colorful Accent 1" w:uiPriority="52"/>
+    <w:lsdException w:name="List Table 1 Light Accent 2" w:uiPriority="46"/>
+    <w:lsdException w:name="List Table 2 Accent 2" w:uiPriority="47"/>
+    <w:lsdException w:name="List Table 3 Accent 2" w:uiPriority="48"/>
+    <w:lsdException w:name="List Table 4 Accent 2" w:uiPriority="49"/>
+    <w:lsdException w:name="List Table 5 Dark Accent 2" w:uiPriority="50"/>
+    <w:lsdException w:name="List Table 6 Colorful Accent 2" w:uiPriority="51"/>
+    <w:lsdException w:name="List Table 7 Colorful Accent 2" w:uiPriority="52"/>
+    <w:lsdException w:name="List Table 1 Light Accent 3" w:uiPriority="46"/>
+    <w:lsdException w:name="List Table 2 Accent 3" w:uiPriority="47"/>
+    <w:lsdException w:name="List Table 3 Accent 3" w:uiPriority="48"/>
+    <w:lsdException w:name="List Table 4 Accent 3" w:uiPriority="49"/>
+    <w:lsdException w:name="List Table 5 Dark Accent 3" w:uiPriority="50"/>
+    <w:lsdException w:name="List Table 6 Colorful Accent 3" w:uiPriority="51"/>
+    <w:lsdException w:name="List Table 7 Colorful Accent 3" w:uiPriority="52"/>
+    <w:lsdException w:name="List Table 1 Light Accent 4" w:uiPriority="46"/>
+    <w:lsdException w:name="List Table 2 Accent 4" w:uiPriority="47"/>
+    <w:lsdException w:name="List Table 3 Accent 4" w:uiPriority="48"/>
+    <w:lsdException w:name="List Table 4 Accent 4" w:uiPriority="49"/>
+    <w:lsdException w:name="List Table 5 Dark Accent 4" w:uiPriority="50"/>
+    <w:lsdException w:name="List Table 6 Colorful Accent 4" w:uiPriority="51"/>
+    <w:lsdException w:name="List Table 7 Colorful Accent 4" w:uiPriority="52"/>
+    <w:lsdException w:name="List Table 1 Light Accent 5" w:uiPriority="46"/>
+    <w:lsdException w:name="List Table 2 Accent 5" w:uiPriority="47"/>
+    <w:lsdException w:name="List Table 3 Accent 5" w:uiPriority="48"/>
+    <w:lsdException w:name="List Table 4 Accent 5" w:uiPriority="49"/>
+    <w:lsdException w:name="List Table 5 Dark Accent 5" w:uiPriority="50"/>
+    <w:lsdException w:name="List Table 6 Colorful Accent 5" w:uiPriority="51"/>
+    <w:lsdException w:name="List Table 7 Colorful Accent 5" w:uiPriority="52"/>
+    <w:lsdException w:name="List Table 1 Light Accent 6" w:uiPriority="46"/>
+    <w:lsdException w:name="List Table 2 Accent 6" w:uiPriority="47"/>
+    <w:lsdException w:name="List Table 3 Accent 6" w:uiPriority="48"/>
+    <w:lsdException w:name="List Table 4 Accent 6" w:uiPriority="49"/>
+    <w:lsdException w:name="List Table 5 Dark Accent 6" w:uiPriority="50"/>
+    <w:lsdException w:name="List Table 6 Colorful Accent 6" w:uiPriority="51"/>
+    <w:lsdException w:name="List Table 7 Colorful Accent 6" w:uiPriority="52"/>
+    <w:lsdException w:name="Mention" w:semiHidden="1" w:unhideWhenUsed="1"/>
+    <w:lsdException w:name="Smart Hyperlink" w:semiHidden="1" w:unhideWhenUsed="1"/>
+    <w:lsdException w:name="Hashtag" w:semiHidden="1" w:unhideWhenUsed="1"/>
+    <w:lsdException w:name="Unresolved Mention" w:semiHidden="1" w:unhideWhenUsed="1"/>
+    <w:lsdException w:name="Smart Link" w:semiHidden="1" w:unhideWhenUsed="1"/>
+  </w:latentStyles>
+  <w:style w:type="paragraph" w:default="1" w:styleId="Normal">
+    <w:name w:val="Normal"/>
+    <w:qFormat/>
   </w:style>
   <w:style w:type="paragraph" w:styleId="Heading1">
     <w:name w:val="heading 1"/>
     <w:basedOn w:val="Normal"/>
     <w:next w:val="Normal"/>
+    <w:uiPriority w:val="9"/>
+    <w:qFormat/>
     <w:pPr>
-      <w:keepNext w:val="1"/>
-      <w:keepLines w:val="1"/>
-      <w:pageBreakBefore w:val="0"/>
-      <w:spacing w:after="120" w:before="400" w:lineRule="auto"/>
+      <w:keepNext/>
+      <w:keepLines/>
+      <w:spacing w:before="400" w:after="120"/>
+      <w:outlineLvl w:val="0"/>
     </w:pPr>
     <w:rPr>
       <w:sz w:val="40"/>
@@ -1561,14 +1759,16 @@
     <w:name w:val="heading 2"/>
     <w:basedOn w:val="Normal"/>
     <w:next w:val="Normal"/>
+    <w:uiPriority w:val="9"/>
+    <w:unhideWhenUsed/>
+    <w:qFormat/>
     <w:pPr>
-      <w:keepNext w:val="1"/>
-      <w:keepLines w:val="1"/>
-      <w:pageBreakBefore w:val="0"/>
-      <w:spacing w:after="120" w:before="360" w:lineRule="auto"/>
+      <w:keepNext/>
+      <w:keepLines/>
+      <w:spacing w:before="360" w:after="120"/>
+      <w:outlineLvl w:val="1"/>
     </w:pPr>
     <w:rPr>
-      <w:b w:val="0"/>
       <w:sz w:val="32"/>
       <w:szCs w:val="32"/>
     </w:rPr>
@@ -1577,14 +1777,17 @@
     <w:name w:val="heading 3"/>
     <w:basedOn w:val="Normal"/>
     <w:next w:val="Normal"/>
+    <w:uiPriority w:val="9"/>
+    <w:semiHidden/>
+    <w:unhideWhenUsed/>
+    <w:qFormat/>
     <w:pPr>
-      <w:keepNext w:val="1"/>
-      <w:keepLines w:val="1"/>
-      <w:pageBreakBefore w:val="0"/>
-      <w:spacing w:after="80" w:before="320" w:lineRule="auto"/>
+      <w:keepNext/>
+      <w:keepLines/>
+      <w:spacing w:before="320" w:after="80"/>
+      <w:outlineLvl w:val="2"/>
     </w:pPr>
     <w:rPr>
-      <w:b w:val="0"/>
       <w:color w:val="434343"/>
       <w:sz w:val="28"/>
       <w:szCs w:val="28"/>
@@ -1594,11 +1797,15 @@
     <w:name w:val="heading 4"/>
     <w:basedOn w:val="Normal"/>
     <w:next w:val="Normal"/>
+    <w:uiPriority w:val="9"/>
+    <w:semiHidden/>
+    <w:unhideWhenUsed/>
+    <w:qFormat/>
     <w:pPr>
-      <w:keepNext w:val="1"/>
-      <w:keepLines w:val="1"/>
-      <w:pageBreakBefore w:val="0"/>
-      <w:spacing w:after="80" w:before="280" w:lineRule="auto"/>
+      <w:keepNext/>
+      <w:keepLines/>
+      <w:spacing w:before="280" w:after="80"/>
+      <w:outlineLvl w:val="3"/>
     </w:pPr>
     <w:rPr>
       <w:color w:val="666666"/>
@@ -1610,44 +1817,87 @@
     <w:name w:val="heading 5"/>
     <w:basedOn w:val="Normal"/>
     <w:next w:val="Normal"/>
+    <w:uiPriority w:val="9"/>
+    <w:semiHidden/>
+    <w:unhideWhenUsed/>
+    <w:qFormat/>
     <w:pPr>
-      <w:keepNext w:val="1"/>
-      <w:keepLines w:val="1"/>
-      <w:pageBreakBefore w:val="0"/>
-      <w:spacing w:after="80" w:before="240" w:lineRule="auto"/>
+      <w:keepNext/>
+      <w:keepLines/>
+      <w:spacing w:before="240" w:after="80"/>
+      <w:outlineLvl w:val="4"/>
     </w:pPr>
     <w:rPr>
       <w:color w:val="666666"/>
-      <w:sz w:val="22"/>
-      <w:szCs w:val="22"/>
     </w:rPr>
   </w:style>
   <w:style w:type="paragraph" w:styleId="Heading6">
     <w:name w:val="heading 6"/>
     <w:basedOn w:val="Normal"/>
     <w:next w:val="Normal"/>
+    <w:uiPriority w:val="9"/>
+    <w:semiHidden/>
+    <w:unhideWhenUsed/>
+    <w:qFormat/>
     <w:pPr>
-      <w:keepNext w:val="1"/>
-      <w:keepLines w:val="1"/>
-      <w:pageBreakBefore w:val="0"/>
-      <w:spacing w:after="80" w:before="240" w:lineRule="auto"/>
+      <w:keepNext/>
+      <w:keepLines/>
+      <w:spacing w:before="240" w:after="80"/>
+      <w:outlineLvl w:val="5"/>
     </w:pPr>
     <w:rPr>
-      <w:i w:val="1"/>
+      <w:i/>
       <w:color w:val="666666"/>
-      <w:sz w:val="22"/>
-      <w:szCs w:val="22"/>
     </w:rPr>
+  </w:style>
+  <w:style w:type="character" w:default="1" w:styleId="DefaultParagraphFont">
+    <w:name w:val="Default Paragraph Font"/>
+    <w:uiPriority w:val="1"/>
+    <w:semiHidden/>
+    <w:unhideWhenUsed/>
+  </w:style>
+  <w:style w:type="table" w:default="1" w:styleId="TableNormal">
+    <w:name w:val="Normal Table"/>
+    <w:uiPriority w:val="99"/>
+    <w:semiHidden/>
+    <w:unhideWhenUsed/>
+    <w:tblPr>
+      <w:tblInd w:w="0" w:type="dxa"/>
+      <w:tblCellMar>
+        <w:top w:w="0" w:type="dxa"/>
+        <w:left w:w="108" w:type="dxa"/>
+        <w:bottom w:w="0" w:type="dxa"/>
+        <w:right w:w="108" w:type="dxa"/>
+      </w:tblCellMar>
+    </w:tblPr>
+  </w:style>
+  <w:style w:type="numbering" w:default="1" w:styleId="NoList">
+    <w:name w:val="No List"/>
+    <w:uiPriority w:val="99"/>
+    <w:semiHidden/>
+    <w:unhideWhenUsed/>
+  </w:style>
+  <w:style w:type="table" w:customStyle="1" w:styleId="TableNormal0">
+    <w:name w:val="TableNormal"/>
+    <w:tblPr>
+      <w:tblCellMar>
+        <w:top w:w="100" w:type="dxa"/>
+        <w:left w:w="100" w:type="dxa"/>
+        <w:bottom w:w="100" w:type="dxa"/>
+        <w:right w:w="100" w:type="dxa"/>
+      </w:tblCellMar>
+    </w:tblPr>
   </w:style>
   <w:style w:type="paragraph" w:styleId="Title">
     <w:name w:val="Title"/>
     <w:basedOn w:val="Normal"/>
     <w:next w:val="Normal"/>
+    <w:uiPriority w:val="10"/>
+    <w:qFormat/>
     <w:pPr>
-      <w:keepNext w:val="1"/>
-      <w:keepLines w:val="1"/>
-      <w:pageBreakBefore w:val="0"/>
-      <w:spacing w:after="60" w:before="0" w:lineRule="auto"/>
+      <w:keepNext/>
+      <w:keepLines/>
+      <w:spacing w:after="60"/>
     </w:pPr>
     <w:rPr>
       <w:sz w:val="52"/>
@@ -1658,15 +1908,14 @@
     <w:name w:val="Subtitle"/>
     <w:basedOn w:val="Normal"/>
     <w:next w:val="Normal"/>
+    <w:uiPriority w:val="11"/>
+    <w:qFormat/>
     <w:pPr>
-      <w:keepNext w:val="1"/>
-      <w:keepLines w:val="1"/>
-      <w:pageBreakBefore w:val="0"/>
-      <w:spacing w:after="320" w:before="0" w:lineRule="auto"/>
+      <w:keepNext/>
+      <w:keepLines/>
+      <w:spacing w:after="320"/>
     </w:pPr>
     <w:rPr>
-      <w:rFonts w:ascii="Arial" w:cs="Arial" w:eastAsia="Arial" w:hAnsi="Arial"/>
-      <w:i w:val="0"/>
       <w:color w:val="666666"/>
       <w:sz w:val="30"/>
       <w:szCs w:val="30"/>
